--- a/Weekly Reports/Weekly_Report_Week10.docx
+++ b/Weekly Reports/Weekly_Report_Week10.docx
@@ -6,11 +6,15 @@
       <w:pPr>
         <w:spacing w:after="120"/>
         <w:jc w:val="center"/>
+        <w:rPr>
+          <w:color w:val="000000" w:themeColor="text1"/>
+        </w:rPr>
       </w:pPr>
       <w:r>
         <w:rPr>
           <w:b/>
           <w:bCs/>
+          <w:color w:val="000000" w:themeColor="text1"/>
           <w:sz w:val="28"/>
           <w:szCs w:val="28"/>
         </w:rPr>
@@ -21,16 +25,28 @@
       <w:pPr>
         <w:spacing w:after="60"/>
         <w:jc w:val="center"/>
-      </w:pPr>
-      <w:r>
+        <w:rPr>
+          <w:color w:val="000000" w:themeColor="text1"/>
+        </w:rPr>
+      </w:pPr>
+      <w:r>
+        <w:rPr>
+          <w:color w:val="000000" w:themeColor="text1"/>
+        </w:rPr>
         <w:t>Opp. Science city, Sola-</w:t>
       </w:r>
       <w:proofErr w:type="spellStart"/>
       <w:r>
+        <w:rPr>
+          <w:color w:val="000000" w:themeColor="text1"/>
+        </w:rPr>
         <w:t>Bhadaj</w:t>
       </w:r>
       <w:proofErr w:type="spellEnd"/>
       <w:r>
+        <w:rPr>
+          <w:color w:val="000000" w:themeColor="text1"/>
+        </w:rPr>
         <w:t xml:space="preserve"> Road, Ahmedabad, Gujarat 380060</w:t>
       </w:r>
     </w:p>
@@ -38,8 +54,14 @@
       <w:pPr>
         <w:spacing w:after="240"/>
         <w:jc w:val="center"/>
-      </w:pPr>
-      <w:r>
+        <w:rPr>
+          <w:color w:val="000000" w:themeColor="text1"/>
+        </w:rPr>
+      </w:pPr>
+      <w:r>
+        <w:rPr>
+          <w:color w:val="000000" w:themeColor="text1"/>
+        </w:rPr>
         <w:t>Ph: 079 67129000 | Website: www.sal.edu.in</w:t>
       </w:r>
     </w:p>
@@ -49,17 +71,24 @@
           <w:bottom w:val="single" w:sz="6" w:space="1" w:color="000000"/>
         </w:pBdr>
         <w:spacing w:after="240"/>
+        <w:rPr>
+          <w:color w:val="000000" w:themeColor="text1"/>
+        </w:rPr>
       </w:pPr>
     </w:p>
     <w:p>
       <w:pPr>
         <w:spacing w:after="300"/>
         <w:jc w:val="center"/>
+        <w:rPr>
+          <w:color w:val="000000" w:themeColor="text1"/>
+        </w:rPr>
       </w:pPr>
       <w:r>
         <w:rPr>
           <w:b/>
           <w:bCs/>
+          <w:color w:val="000000" w:themeColor="text1"/>
           <w:sz w:val="32"/>
           <w:szCs w:val="32"/>
           <w:u w:val="single"/>
@@ -106,10 +135,16 @@
             </w:tcMar>
           </w:tcPr>
           <w:p>
+            <w:pPr>
+              <w:rPr>
+                <w:color w:val="000000" w:themeColor="text1"/>
+              </w:rPr>
+            </w:pPr>
             <w:r>
               <w:rPr>
                 <w:b/>
                 <w:bCs/>
+                <w:color w:val="000000" w:themeColor="text1"/>
               </w:rPr>
               <w:t>Student Name:</w:t>
             </w:r>
@@ -132,7 +167,15 @@
             </w:tcMar>
           </w:tcPr>
           <w:p>
+            <w:pPr>
+              <w:rPr>
+                <w:color w:val="000000" w:themeColor="text1"/>
+              </w:rPr>
+            </w:pPr>
             <w:r>
+              <w:rPr>
+                <w:color w:val="000000" w:themeColor="text1"/>
+              </w:rPr>
               <w:t>Jainil Gupta</w:t>
             </w:r>
           </w:p>
@@ -156,11 +199,17 @@
             </w:tcMar>
           </w:tcPr>
           <w:p>
+            <w:pPr>
+              <w:rPr>
+                <w:color w:val="000000" w:themeColor="text1"/>
+              </w:rPr>
+            </w:pPr>
             <w:proofErr w:type="spellStart"/>
             <w:r>
               <w:rPr>
                 <w:b/>
                 <w:bCs/>
+                <w:color w:val="000000" w:themeColor="text1"/>
               </w:rPr>
               <w:t>Enrollment</w:t>
             </w:r>
@@ -169,6 +218,7 @@
               <w:rPr>
                 <w:b/>
                 <w:bCs/>
+                <w:color w:val="000000" w:themeColor="text1"/>
               </w:rPr>
               <w:t xml:space="preserve"> Number:</w:t>
             </w:r>
@@ -191,7 +241,15 @@
             </w:tcMar>
           </w:tcPr>
           <w:p>
+            <w:pPr>
+              <w:rPr>
+                <w:color w:val="000000" w:themeColor="text1"/>
+              </w:rPr>
+            </w:pPr>
             <w:r>
+              <w:rPr>
+                <w:color w:val="000000" w:themeColor="text1"/>
+              </w:rPr>
               <w:t>220670132018</w:t>
             </w:r>
           </w:p>
@@ -215,10 +273,16 @@
             </w:tcMar>
           </w:tcPr>
           <w:p>
+            <w:pPr>
+              <w:rPr>
+                <w:color w:val="000000" w:themeColor="text1"/>
+              </w:rPr>
+            </w:pPr>
             <w:r>
               <w:rPr>
                 <w:b/>
                 <w:bCs/>
+                <w:color w:val="000000" w:themeColor="text1"/>
               </w:rPr>
               <w:t>Week Duration:</w:t>
             </w:r>
@@ -241,19 +305,39 @@
             </w:tcMar>
           </w:tcPr>
           <w:p>
+            <w:pPr>
+              <w:rPr>
+                <w:color w:val="000000" w:themeColor="text1"/>
+              </w:rPr>
+            </w:pPr>
             <w:r>
+              <w:rPr>
+                <w:color w:val="000000" w:themeColor="text1"/>
+              </w:rPr>
               <w:t xml:space="preserve">March </w:t>
             </w:r>
             <w:r>
+              <w:rPr>
+                <w:color w:val="000000" w:themeColor="text1"/>
+              </w:rPr>
               <w:t>05</w:t>
             </w:r>
             <w:r>
+              <w:rPr>
+                <w:color w:val="000000" w:themeColor="text1"/>
+              </w:rPr>
               <w:t xml:space="preserve">, 2026 - </w:t>
             </w:r>
             <w:r>
+              <w:rPr>
+                <w:color w:val="000000" w:themeColor="text1"/>
+              </w:rPr>
               <w:t>March 11, 2026</w:t>
             </w:r>
             <w:r>
+              <w:rPr>
+                <w:color w:val="000000" w:themeColor="text1"/>
+              </w:rPr>
               <w:t xml:space="preserve"> (Week 10)</w:t>
             </w:r>
           </w:p>
@@ -277,10 +361,16 @@
             </w:tcMar>
           </w:tcPr>
           <w:p>
+            <w:pPr>
+              <w:rPr>
+                <w:color w:val="000000" w:themeColor="text1"/>
+              </w:rPr>
+            </w:pPr>
             <w:r>
               <w:rPr>
                 <w:b/>
                 <w:bCs/>
+                <w:color w:val="000000" w:themeColor="text1"/>
               </w:rPr>
               <w:t>Name Of Organization:</w:t>
             </w:r>
@@ -303,15 +393,29 @@
             </w:tcMar>
           </w:tcPr>
           <w:p>
+            <w:pPr>
+              <w:rPr>
+                <w:color w:val="000000" w:themeColor="text1"/>
+              </w:rPr>
+            </w:pPr>
             <w:r>
+              <w:rPr>
+                <w:color w:val="000000" w:themeColor="text1"/>
+              </w:rPr>
               <w:t xml:space="preserve">Microsoft Elevate Program (via </w:t>
             </w:r>
             <w:proofErr w:type="spellStart"/>
             <w:r>
+              <w:rPr>
+                <w:color w:val="000000" w:themeColor="text1"/>
+              </w:rPr>
               <w:t>Edunet</w:t>
             </w:r>
             <w:proofErr w:type="spellEnd"/>
             <w:r>
+              <w:rPr>
+                <w:color w:val="000000" w:themeColor="text1"/>
+              </w:rPr>
               <w:t xml:space="preserve"> Foundation &amp; FICE Education)</w:t>
             </w:r>
           </w:p>
@@ -335,10 +439,16 @@
             </w:tcMar>
           </w:tcPr>
           <w:p>
+            <w:pPr>
+              <w:rPr>
+                <w:color w:val="000000" w:themeColor="text1"/>
+              </w:rPr>
+            </w:pPr>
             <w:r>
               <w:rPr>
                 <w:b/>
                 <w:bCs/>
+                <w:color w:val="000000" w:themeColor="text1"/>
               </w:rPr>
               <w:t>External Guide Name:</w:t>
             </w:r>
@@ -361,7 +471,15 @@
             </w:tcMar>
           </w:tcPr>
           <w:p>
+            <w:pPr>
+              <w:rPr>
+                <w:color w:val="000000" w:themeColor="text1"/>
+              </w:rPr>
+            </w:pPr>
             <w:r>
+              <w:rPr>
+                <w:color w:val="000000" w:themeColor="text1"/>
+              </w:rPr>
               <w:t>Adarsh Gupta</w:t>
             </w:r>
           </w:p>
@@ -385,10 +503,16 @@
             </w:tcMar>
           </w:tcPr>
           <w:p>
+            <w:pPr>
+              <w:rPr>
+                <w:color w:val="000000" w:themeColor="text1"/>
+              </w:rPr>
+            </w:pPr>
             <w:r>
               <w:rPr>
                 <w:b/>
                 <w:bCs/>
+                <w:color w:val="000000" w:themeColor="text1"/>
               </w:rPr>
               <w:t>External Guide Contact:</w:t>
             </w:r>
@@ -411,7 +535,15 @@
             </w:tcMar>
           </w:tcPr>
           <w:p>
+            <w:pPr>
+              <w:rPr>
+                <w:color w:val="000000" w:themeColor="text1"/>
+              </w:rPr>
+            </w:pPr>
             <w:r>
+              <w:rPr>
+                <w:color w:val="000000" w:themeColor="text1"/>
+              </w:rPr>
               <w:t>0124-4080107</w:t>
             </w:r>
           </w:p>
@@ -435,10 +567,16 @@
             </w:tcMar>
           </w:tcPr>
           <w:p>
+            <w:pPr>
+              <w:rPr>
+                <w:color w:val="000000" w:themeColor="text1"/>
+              </w:rPr>
+            </w:pPr>
             <w:r>
               <w:rPr>
                 <w:b/>
                 <w:bCs/>
+                <w:color w:val="000000" w:themeColor="text1"/>
               </w:rPr>
               <w:t>Internal Faculty Guide:</w:t>
             </w:r>
@@ -461,7 +599,15 @@
             </w:tcMar>
           </w:tcPr>
           <w:p>
+            <w:pPr>
+              <w:rPr>
+                <w:color w:val="000000" w:themeColor="text1"/>
+              </w:rPr>
+            </w:pPr>
             <w:r>
+              <w:rPr>
+                <w:color w:val="000000" w:themeColor="text1"/>
+              </w:rPr>
               <w:t>Chintan Rana</w:t>
             </w:r>
           </w:p>
@@ -471,14 +617,23 @@
     <w:p>
       <w:pPr>
         <w:spacing w:after="300"/>
+        <w:rPr>
+          <w:color w:val="000000" w:themeColor="text1"/>
+        </w:rPr>
       </w:pPr>
     </w:p>
     <w:p>
       <w:pPr>
         <w:pStyle w:val="Heading1"/>
         <w:spacing w:before="300" w:after="200"/>
-      </w:pPr>
-      <w:r>
+        <w:rPr>
+          <w:color w:val="000000" w:themeColor="text1"/>
+        </w:rPr>
+      </w:pPr>
+      <w:r>
+        <w:rPr>
+          <w:color w:val="000000" w:themeColor="text1"/>
+        </w:rPr>
         <w:t>Work done in last Week with description:</w:t>
       </w:r>
     </w:p>
@@ -486,8 +641,14 @@
       <w:pPr>
         <w:pStyle w:val="Heading2"/>
         <w:spacing w:before="200" w:after="100"/>
-      </w:pPr>
-      <w:r>
+        <w:rPr>
+          <w:color w:val="000000" w:themeColor="text1"/>
+        </w:rPr>
+      </w:pPr>
+      <w:r>
+        <w:rPr>
+          <w:color w:val="000000" w:themeColor="text1"/>
+        </w:rPr>
         <w:t>1. Week 10 Module: Azure DevOps and CI/CD Pipelines</w:t>
       </w:r>
     </w:p>
@@ -495,16 +656,28 @@
       <w:pPr>
         <w:pStyle w:val="Heading3"/>
         <w:spacing w:before="100" w:after="80"/>
-      </w:pPr>
-      <w:r>
+        <w:rPr>
+          <w:color w:val="000000" w:themeColor="text1"/>
+        </w:rPr>
+      </w:pPr>
+      <w:r>
+        <w:rPr>
+          <w:color w:val="000000" w:themeColor="text1"/>
+        </w:rPr>
         <w:t>Description:</w:t>
       </w:r>
     </w:p>
     <w:p>
       <w:pPr>
         <w:spacing w:after="100"/>
-      </w:pPr>
-      <w:r>
+        <w:rPr>
+          <w:color w:val="000000" w:themeColor="text1"/>
+        </w:rPr>
+      </w:pPr>
+      <w:r>
+        <w:rPr>
+          <w:color w:val="000000" w:themeColor="text1"/>
+        </w:rPr>
         <w:t>Attended comprehensive session on "Azure DevOps" on March 30, 2026. Learned about DevOps culture, Azure DevOps services, and implementing CI/CD pipelines for automated build, test, and deployment workflows.</w:t>
       </w:r>
     </w:p>
@@ -512,8 +685,14 @@
       <w:pPr>
         <w:pStyle w:val="Heading3"/>
         <w:spacing w:before="100" w:after="80"/>
-      </w:pPr>
-      <w:r>
+        <w:rPr>
+          <w:color w:val="000000" w:themeColor="text1"/>
+        </w:rPr>
+      </w:pPr>
+      <w:r>
+        <w:rPr>
+          <w:color w:val="000000" w:themeColor="text1"/>
+        </w:rPr>
         <w:t>Key Topics Covered:</w:t>
       </w:r>
     </w:p>
@@ -524,8 +703,14 @@
           <w:ilvl w:val="0"/>
           <w:numId w:val="2"/>
         </w:numPr>
-      </w:pPr>
-      <w:r>
+        <w:rPr>
+          <w:color w:val="000000" w:themeColor="text1"/>
+        </w:rPr>
+      </w:pPr>
+      <w:r>
+        <w:rPr>
+          <w:color w:val="000000" w:themeColor="text1"/>
+        </w:rPr>
         <w:t>DevOps culture and principles: collaboration, automation, continuous improvement</w:t>
       </w:r>
     </w:p>
@@ -536,8 +721,14 @@
           <w:ilvl w:val="0"/>
           <w:numId w:val="2"/>
         </w:numPr>
-      </w:pPr>
-      <w:r>
+        <w:rPr>
+          <w:color w:val="000000" w:themeColor="text1"/>
+        </w:rPr>
+      </w:pPr>
+      <w:r>
+        <w:rPr>
+          <w:color w:val="000000" w:themeColor="text1"/>
+        </w:rPr>
         <w:t>Azure DevOps services overview: Boards, Repos, Pipelines, Test Plans, Artifacts</w:t>
       </w:r>
     </w:p>
@@ -548,8 +739,14 @@
           <w:ilvl w:val="0"/>
           <w:numId w:val="2"/>
         </w:numPr>
-      </w:pPr>
-      <w:r>
+        <w:rPr>
+          <w:color w:val="000000" w:themeColor="text1"/>
+        </w:rPr>
+      </w:pPr>
+      <w:r>
+        <w:rPr>
+          <w:color w:val="000000" w:themeColor="text1"/>
+        </w:rPr>
         <w:t>Azure Boards: Agile project management, work items, sprints, backlogs</w:t>
       </w:r>
     </w:p>
@@ -560,8 +757,14 @@
           <w:ilvl w:val="0"/>
           <w:numId w:val="2"/>
         </w:numPr>
-      </w:pPr>
-      <w:r>
+        <w:rPr>
+          <w:color w:val="000000" w:themeColor="text1"/>
+        </w:rPr>
+      </w:pPr>
+      <w:r>
+        <w:rPr>
+          <w:color w:val="000000" w:themeColor="text1"/>
+        </w:rPr>
         <w:t>Azure Repos: Git version control, branching strategies, pull requests</w:t>
       </w:r>
     </w:p>
@@ -572,8 +775,14 @@
           <w:ilvl w:val="0"/>
           <w:numId w:val="2"/>
         </w:numPr>
-      </w:pPr>
-      <w:r>
+        <w:rPr>
+          <w:color w:val="000000" w:themeColor="text1"/>
+        </w:rPr>
+      </w:pPr>
+      <w:r>
+        <w:rPr>
+          <w:color w:val="000000" w:themeColor="text1"/>
+        </w:rPr>
         <w:t>Azure Pipelines: CI/CD automation, YAML pipelines</w:t>
       </w:r>
     </w:p>
@@ -584,8 +793,14 @@
           <w:ilvl w:val="0"/>
           <w:numId w:val="2"/>
         </w:numPr>
-      </w:pPr>
-      <w:r>
+        <w:rPr>
+          <w:color w:val="000000" w:themeColor="text1"/>
+        </w:rPr>
+      </w:pPr>
+      <w:r>
+        <w:rPr>
+          <w:color w:val="000000" w:themeColor="text1"/>
+        </w:rPr>
         <w:t>Continuous Integration (CI): automated build and test on code commit</w:t>
       </w:r>
     </w:p>
@@ -596,8 +811,14 @@
           <w:ilvl w:val="0"/>
           <w:numId w:val="2"/>
         </w:numPr>
-      </w:pPr>
-      <w:r>
+        <w:rPr>
+          <w:color w:val="000000" w:themeColor="text1"/>
+        </w:rPr>
+      </w:pPr>
+      <w:r>
+        <w:rPr>
+          <w:color w:val="000000" w:themeColor="text1"/>
+        </w:rPr>
         <w:t>Continuous Deployment (CD): automated deployment to staging/production</w:t>
       </w:r>
     </w:p>
@@ -608,8 +829,14 @@
           <w:ilvl w:val="0"/>
           <w:numId w:val="2"/>
         </w:numPr>
-      </w:pPr>
-      <w:r>
+        <w:rPr>
+          <w:color w:val="000000" w:themeColor="text1"/>
+        </w:rPr>
+      </w:pPr>
+      <w:r>
+        <w:rPr>
+          <w:color w:val="000000" w:themeColor="text1"/>
+        </w:rPr>
         <w:t>Pipeline stages: build, test, deploy</w:t>
       </w:r>
     </w:p>
@@ -620,8 +847,14 @@
           <w:ilvl w:val="0"/>
           <w:numId w:val="2"/>
         </w:numPr>
-      </w:pPr>
-      <w:r>
+        <w:rPr>
+          <w:color w:val="000000" w:themeColor="text1"/>
+        </w:rPr>
+      </w:pPr>
+      <w:r>
+        <w:rPr>
+          <w:color w:val="000000" w:themeColor="text1"/>
+        </w:rPr>
         <w:t>Build agents: Microsoft-hosted vs self-hosted</w:t>
       </w:r>
     </w:p>
@@ -632,8 +865,14 @@
           <w:ilvl w:val="0"/>
           <w:numId w:val="2"/>
         </w:numPr>
-      </w:pPr>
-      <w:r>
+        <w:rPr>
+          <w:color w:val="000000" w:themeColor="text1"/>
+        </w:rPr>
+      </w:pPr>
+      <w:r>
+        <w:rPr>
+          <w:color w:val="000000" w:themeColor="text1"/>
+        </w:rPr>
         <w:t>Pipeline triggers: commit, pull request, scheduled</w:t>
       </w:r>
     </w:p>
@@ -644,8 +883,14 @@
           <w:ilvl w:val="0"/>
           <w:numId w:val="2"/>
         </w:numPr>
-      </w:pPr>
-      <w:r>
+        <w:rPr>
+          <w:color w:val="000000" w:themeColor="text1"/>
+        </w:rPr>
+      </w:pPr>
+      <w:r>
+        <w:rPr>
+          <w:color w:val="000000" w:themeColor="text1"/>
+        </w:rPr>
         <w:t>Environment approvals and gates for production deployment</w:t>
       </w:r>
     </w:p>
@@ -656,8 +901,14 @@
           <w:ilvl w:val="0"/>
           <w:numId w:val="2"/>
         </w:numPr>
-      </w:pPr>
-      <w:r>
+        <w:rPr>
+          <w:color w:val="000000" w:themeColor="text1"/>
+        </w:rPr>
+      </w:pPr>
+      <w:r>
+        <w:rPr>
+          <w:color w:val="000000" w:themeColor="text1"/>
+        </w:rPr>
         <w:t>Integration with GitHub, Azure Repos, Bitbucket</w:t>
       </w:r>
     </w:p>
@@ -668,8 +919,14 @@
           <w:ilvl w:val="0"/>
           <w:numId w:val="2"/>
         </w:numPr>
-      </w:pPr>
-      <w:r>
+        <w:rPr>
+          <w:color w:val="000000" w:themeColor="text1"/>
+        </w:rPr>
+      </w:pPr>
+      <w:r>
+        <w:rPr>
+          <w:color w:val="000000" w:themeColor="text1"/>
+        </w:rPr>
         <w:t>Deployment to Azure App Service, Functions, AKS</w:t>
       </w:r>
     </w:p>
@@ -680,23 +937,41 @@
           <w:ilvl w:val="0"/>
           <w:numId w:val="2"/>
         </w:numPr>
-      </w:pPr>
-      <w:r>
+        <w:rPr>
+          <w:color w:val="000000" w:themeColor="text1"/>
+        </w:rPr>
+      </w:pPr>
+      <w:r>
+        <w:rPr>
+          <w:color w:val="000000" w:themeColor="text1"/>
+        </w:rPr>
         <w:t>Infrastructure as Code (</w:t>
       </w:r>
       <w:proofErr w:type="spellStart"/>
       <w:r>
+        <w:rPr>
+          <w:color w:val="000000" w:themeColor="text1"/>
+        </w:rPr>
         <w:t>IaC</w:t>
       </w:r>
       <w:proofErr w:type="spellEnd"/>
       <w:r>
+        <w:rPr>
+          <w:color w:val="000000" w:themeColor="text1"/>
+        </w:rPr>
         <w:t>) with ARM templates, Terraform</w:t>
       </w:r>
     </w:p>
     <w:p>
+      <w:pPr>
+        <w:rPr>
+          <w:color w:val="000000" w:themeColor="text1"/>
+        </w:rPr>
+      </w:pPr>
       <w:r>
         <w:rPr>
           <w:noProof/>
+          <w:color w:val="000000" w:themeColor="text1"/>
         </w:rPr>
         <w:lastRenderedPageBreak/>
         <w:drawing>
@@ -749,31 +1024,51 @@
         <w:rPr>
           <w:i/>
           <w:iCs/>
+          <w:color w:val="000000" w:themeColor="text1"/>
         </w:rPr>
       </w:pPr>
       <w:r>
         <w:rPr>
           <w:i/>
           <w:iCs/>
+          <w:color w:val="000000" w:themeColor="text1"/>
         </w:rPr>
         <w:t>Figure 1: CI/CD pipeline workflow in Azure DevOps where code commits trigger automated build, test, and deployment stages.</w:t>
       </w:r>
     </w:p>
-    <w:p/>
+    <w:p>
+      <w:pPr>
+        <w:rPr>
+          <w:color w:val="000000" w:themeColor="text1"/>
+        </w:rPr>
+      </w:pPr>
+    </w:p>
     <w:p>
       <w:pPr>
         <w:pStyle w:val="Heading3"/>
         <w:spacing w:before="120" w:after="80"/>
-      </w:pPr>
-      <w:r>
+        <w:rPr>
+          <w:color w:val="000000" w:themeColor="text1"/>
+        </w:rPr>
+      </w:pPr>
+      <w:r>
+        <w:rPr>
+          <w:color w:val="000000" w:themeColor="text1"/>
+        </w:rPr>
         <w:t>Hands-on Lab Exercises:</w:t>
       </w:r>
     </w:p>
     <w:p>
       <w:pPr>
         <w:spacing w:after="100"/>
-      </w:pPr>
-      <w:r>
+        <w:rPr>
+          <w:color w:val="000000" w:themeColor="text1"/>
+        </w:rPr>
+      </w:pPr>
+      <w:r>
+        <w:rPr>
+          <w:color w:val="000000" w:themeColor="text1"/>
+        </w:rPr>
         <w:t>Created Azure DevOps organization and project. Setup Git repository in Azure Repos. Created work items and sprint backlog in Azure Boards. Built simple Python web application (Flask). Created YAML pipeline for automated build and test. Configured pipeline trigger on main branch commits. Tested CI pipeline by committing code changes. Deployed application to Azure App Service via CD pipeline. Configured release approval gates. Monitored pipeline execution and logs.</w:t>
       </w:r>
     </w:p>
@@ -781,26 +1076,42 @@
       <w:pPr>
         <w:pStyle w:val="Heading3"/>
         <w:spacing w:before="120" w:after="80"/>
-      </w:pPr>
-      <w:r>
+        <w:rPr>
+          <w:color w:val="000000" w:themeColor="text1"/>
+        </w:rPr>
+      </w:pPr>
+      <w:r>
+        <w:rPr>
+          <w:color w:val="000000" w:themeColor="text1"/>
+        </w:rPr>
         <w:t>Assignment Completed:</w:t>
       </w:r>
     </w:p>
     <w:p>
       <w:pPr>
         <w:spacing w:after="200"/>
-      </w:pPr>
-      <w:r>
+        <w:rPr>
+          <w:color w:val="000000" w:themeColor="text1"/>
+        </w:rPr>
+      </w:pPr>
+      <w:r>
+        <w:rPr>
+          <w:color w:val="000000" w:themeColor="text1"/>
+        </w:rPr>
         <w:t>Built complete CI/CD pipeline for web application. Pipeline includes: (1) Code checkout from repo, (2) Install dependencies, (3) Run unit tests, (4) Build Docker container, (5) Push to Azure Container Registry, (6) Deploy to Azure App Service. Added environment variables and secrets management. Configured build status badges. Submitted pipeline YAML and documentation.</w:t>
       </w:r>
     </w:p>
     <w:p>
       <w:pPr>
         <w:spacing w:after="200"/>
+        <w:rPr>
+          <w:color w:val="000000" w:themeColor="text1"/>
+        </w:rPr>
       </w:pPr>
       <w:r>
         <w:rPr>
           <w:noProof/>
+          <w:color w:val="000000" w:themeColor="text1"/>
         </w:rPr>
         <w:drawing>
           <wp:inline distT="0" distB="0" distL="0" distR="0" wp14:anchorId="736074A4" wp14:editId="318CF480">
@@ -852,12 +1163,14 @@
         <w:rPr>
           <w:i/>
           <w:iCs/>
+          <w:color w:val="000000" w:themeColor="text1"/>
         </w:rPr>
       </w:pPr>
       <w:r>
         <w:rPr>
           <w:i/>
           <w:iCs/>
+          <w:color w:val="000000" w:themeColor="text1"/>
         </w:rPr>
         <w:t>Figure 2: Azure DevOps service ecosystem including Boards, Repos, Pipelines, Test Plans, and Artifacts.</w:t>
       </w:r>
@@ -866,8 +1179,14 @@
       <w:pPr>
         <w:pStyle w:val="Heading2"/>
         <w:spacing w:before="200" w:after="100"/>
-      </w:pPr>
-      <w:r>
+        <w:rPr>
+          <w:color w:val="000000" w:themeColor="text1"/>
+        </w:rPr>
+      </w:pPr>
+      <w:r>
+        <w:rPr>
+          <w:color w:val="000000" w:themeColor="text1"/>
+        </w:rPr>
         <w:t>2. Week 10 Module: Azure Monitor and Application Insights</w:t>
       </w:r>
     </w:p>
@@ -875,16 +1194,28 @@
       <w:pPr>
         <w:pStyle w:val="Heading3"/>
         <w:spacing w:before="100" w:after="80"/>
-      </w:pPr>
-      <w:r>
+        <w:rPr>
+          <w:color w:val="000000" w:themeColor="text1"/>
+        </w:rPr>
+      </w:pPr>
+      <w:r>
+        <w:rPr>
+          <w:color w:val="000000" w:themeColor="text1"/>
+        </w:rPr>
         <w:t>Description:</w:t>
       </w:r>
     </w:p>
     <w:p>
       <w:pPr>
         <w:spacing w:after="100"/>
-      </w:pPr>
-      <w:r>
+        <w:rPr>
+          <w:color w:val="000000" w:themeColor="text1"/>
+        </w:rPr>
+      </w:pPr>
+      <w:r>
+        <w:rPr>
+          <w:color w:val="000000" w:themeColor="text1"/>
+        </w:rPr>
         <w:t>Attended session on "Azure Monitor and Application Insights" on April 1, 2026. Learned comprehensive monitoring, logging, and observability solutions for Azure applications and infrastructure.</w:t>
       </w:r>
     </w:p>
@@ -892,57 +1223,87 @@
       <w:pPr>
         <w:pStyle w:val="Heading3"/>
         <w:spacing w:before="100" w:after="80"/>
-      </w:pPr>
-      <w:r>
+        <w:rPr>
+          <w:color w:val="000000" w:themeColor="text1"/>
+        </w:rPr>
+      </w:pPr>
+      <w:r>
+        <w:rPr>
+          <w:color w:val="000000" w:themeColor="text1"/>
+        </w:rPr>
+        <w:t>Key Topics Covered:</w:t>
+      </w:r>
+    </w:p>
+    <w:p>
+      <w:pPr>
+        <w:pStyle w:val="ListParagraph"/>
+        <w:numPr>
+          <w:ilvl w:val="0"/>
+          <w:numId w:val="2"/>
+        </w:numPr>
+        <w:rPr>
+          <w:color w:val="000000" w:themeColor="text1"/>
+        </w:rPr>
+      </w:pPr>
+      <w:r>
+        <w:rPr>
+          <w:color w:val="000000" w:themeColor="text1"/>
+        </w:rPr>
+        <w:t>Azure Monitor overview: unified platform for monitoring Azure resources</w:t>
+      </w:r>
+    </w:p>
+    <w:p>
+      <w:pPr>
+        <w:pStyle w:val="ListParagraph"/>
+        <w:numPr>
+          <w:ilvl w:val="0"/>
+          <w:numId w:val="2"/>
+        </w:numPr>
+        <w:rPr>
+          <w:color w:val="000000" w:themeColor="text1"/>
+        </w:rPr>
+      </w:pPr>
+      <w:r>
+        <w:rPr>
+          <w:color w:val="000000" w:themeColor="text1"/>
+        </w:rPr>
+        <w:t>Metrics vs Logs: time-series data vs diagnostic data</w:t>
+      </w:r>
+    </w:p>
+    <w:p>
+      <w:pPr>
+        <w:pStyle w:val="ListParagraph"/>
+        <w:numPr>
+          <w:ilvl w:val="0"/>
+          <w:numId w:val="2"/>
+        </w:numPr>
+        <w:rPr>
+          <w:color w:val="000000" w:themeColor="text1"/>
+        </w:rPr>
+      </w:pPr>
+      <w:r>
+        <w:rPr>
+          <w:color w:val="000000" w:themeColor="text1"/>
+        </w:rPr>
+        <w:t>Azure Metrics: resource performance metrics (CPU, memory, network)</w:t>
+      </w:r>
+    </w:p>
+    <w:p>
+      <w:pPr>
+        <w:pStyle w:val="ListParagraph"/>
+        <w:numPr>
+          <w:ilvl w:val="0"/>
+          <w:numId w:val="2"/>
+        </w:numPr>
+        <w:rPr>
+          <w:color w:val="000000" w:themeColor="text1"/>
+        </w:rPr>
+      </w:pPr>
+      <w:r>
+        <w:rPr>
+          <w:color w:val="000000" w:themeColor="text1"/>
+        </w:rPr>
         <w:lastRenderedPageBreak/>
-        <w:t>Key Topics Covered:</w:t>
-      </w:r>
-    </w:p>
-    <w:p>
-      <w:pPr>
-        <w:pStyle w:val="ListParagraph"/>
-        <w:numPr>
-          <w:ilvl w:val="0"/>
-          <w:numId w:val="2"/>
-        </w:numPr>
-      </w:pPr>
-      <w:r>
-        <w:t>Azure Monitor overview: unified platform for monitoring Azure resources</w:t>
-      </w:r>
-    </w:p>
-    <w:p>
-      <w:pPr>
-        <w:pStyle w:val="ListParagraph"/>
-        <w:numPr>
-          <w:ilvl w:val="0"/>
-          <w:numId w:val="2"/>
-        </w:numPr>
-      </w:pPr>
-      <w:r>
-        <w:t>Metrics vs Logs: time-series data vs diagnostic data</w:t>
-      </w:r>
-    </w:p>
-    <w:p>
-      <w:pPr>
-        <w:pStyle w:val="ListParagraph"/>
-        <w:numPr>
-          <w:ilvl w:val="0"/>
-          <w:numId w:val="2"/>
-        </w:numPr>
-      </w:pPr>
-      <w:r>
-        <w:t>Azure Metrics: resource performance metrics (CPU, memory, network)</w:t>
-      </w:r>
-    </w:p>
-    <w:p>
-      <w:pPr>
-        <w:pStyle w:val="ListParagraph"/>
-        <w:numPr>
-          <w:ilvl w:val="0"/>
-          <w:numId w:val="2"/>
-        </w:numPr>
-      </w:pPr>
-      <w:r>
         <w:t>Azure Logs: Log Analytics workspace, Kusto Query Language (KQL)</w:t>
       </w:r>
     </w:p>
@@ -953,8 +1314,14 @@
           <w:ilvl w:val="0"/>
           <w:numId w:val="2"/>
         </w:numPr>
-      </w:pPr>
-      <w:r>
+        <w:rPr>
+          <w:color w:val="000000" w:themeColor="text1"/>
+        </w:rPr>
+      </w:pPr>
+      <w:r>
+        <w:rPr>
+          <w:color w:val="000000" w:themeColor="text1"/>
+        </w:rPr>
         <w:t>Application Insights: APM (Application Performance Monitoring)</w:t>
       </w:r>
     </w:p>
@@ -965,8 +1332,14 @@
           <w:ilvl w:val="0"/>
           <w:numId w:val="2"/>
         </w:numPr>
-      </w:pPr>
-      <w:r>
+        <w:rPr>
+          <w:color w:val="000000" w:themeColor="text1"/>
+        </w:rPr>
+      </w:pPr>
+      <w:r>
+        <w:rPr>
+          <w:color w:val="000000" w:themeColor="text1"/>
+        </w:rPr>
         <w:t>Telemetry data: requests, dependencies, exceptions, custom events</w:t>
       </w:r>
     </w:p>
@@ -977,8 +1350,14 @@
           <w:ilvl w:val="0"/>
           <w:numId w:val="2"/>
         </w:numPr>
-      </w:pPr>
-      <w:r>
+        <w:rPr>
+          <w:color w:val="000000" w:themeColor="text1"/>
+        </w:rPr>
+      </w:pPr>
+      <w:r>
+        <w:rPr>
+          <w:color w:val="000000" w:themeColor="text1"/>
+        </w:rPr>
         <w:t>Application Map: visualize dependencies and performance bottlenecks</w:t>
       </w:r>
     </w:p>
@@ -989,8 +1368,14 @@
           <w:ilvl w:val="0"/>
           <w:numId w:val="2"/>
         </w:numPr>
-      </w:pPr>
-      <w:r>
+        <w:rPr>
+          <w:color w:val="000000" w:themeColor="text1"/>
+        </w:rPr>
+      </w:pPr>
+      <w:r>
+        <w:rPr>
+          <w:color w:val="000000" w:themeColor="text1"/>
+        </w:rPr>
         <w:t>Live Metrics: real-time performance monitoring</w:t>
       </w:r>
     </w:p>
@@ -1001,8 +1386,14 @@
           <w:ilvl w:val="0"/>
           <w:numId w:val="2"/>
         </w:numPr>
-      </w:pPr>
-      <w:r>
+        <w:rPr>
+          <w:color w:val="000000" w:themeColor="text1"/>
+        </w:rPr>
+      </w:pPr>
+      <w:r>
+        <w:rPr>
+          <w:color w:val="000000" w:themeColor="text1"/>
+        </w:rPr>
         <w:t>Availability tests: endpoint monitoring and uptime checks</w:t>
       </w:r>
     </w:p>
@@ -1013,8 +1404,14 @@
           <w:ilvl w:val="0"/>
           <w:numId w:val="2"/>
         </w:numPr>
-      </w:pPr>
-      <w:r>
+        <w:rPr>
+          <w:color w:val="000000" w:themeColor="text1"/>
+        </w:rPr>
+      </w:pPr>
+      <w:r>
+        <w:rPr>
+          <w:color w:val="000000" w:themeColor="text1"/>
+        </w:rPr>
         <w:t>Alert rules: metric alerts, log alerts, action groups</w:t>
       </w:r>
     </w:p>
@@ -1025,8 +1422,14 @@
           <w:ilvl w:val="0"/>
           <w:numId w:val="2"/>
         </w:numPr>
-      </w:pPr>
-      <w:r>
+        <w:rPr>
+          <w:color w:val="000000" w:themeColor="text1"/>
+        </w:rPr>
+      </w:pPr>
+      <w:r>
+        <w:rPr>
+          <w:color w:val="000000" w:themeColor="text1"/>
+        </w:rPr>
         <w:t>Dashboards: custom monitoring dashboards with charts and metrics</w:t>
       </w:r>
     </w:p>
@@ -1037,8 +1440,14 @@
           <w:ilvl w:val="0"/>
           <w:numId w:val="2"/>
         </w:numPr>
-      </w:pPr>
-      <w:r>
+        <w:rPr>
+          <w:color w:val="000000" w:themeColor="text1"/>
+        </w:rPr>
+      </w:pPr>
+      <w:r>
+        <w:rPr>
+          <w:color w:val="000000" w:themeColor="text1"/>
+        </w:rPr>
         <w:t>Diagnostic settings: routing logs to storage, event hubs, Log Analytics</w:t>
       </w:r>
     </w:p>
@@ -1049,8 +1458,14 @@
           <w:ilvl w:val="0"/>
           <w:numId w:val="2"/>
         </w:numPr>
-      </w:pPr>
-      <w:r>
+        <w:rPr>
+          <w:color w:val="000000" w:themeColor="text1"/>
+        </w:rPr>
+      </w:pPr>
+      <w:r>
+        <w:rPr>
+          <w:color w:val="000000" w:themeColor="text1"/>
+        </w:rPr>
         <w:t>Smart detection: AI-powered anomaly detection</w:t>
       </w:r>
     </w:p>
@@ -1058,32 +1473,56 @@
       <w:pPr>
         <w:pStyle w:val="Heading3"/>
         <w:spacing w:before="120" w:after="80"/>
-      </w:pPr>
-      <w:r>
+        <w:rPr>
+          <w:color w:val="000000" w:themeColor="text1"/>
+        </w:rPr>
+      </w:pPr>
+      <w:r>
+        <w:rPr>
+          <w:color w:val="000000" w:themeColor="text1"/>
+        </w:rPr>
         <w:t>Hands-on Practice:</w:t>
       </w:r>
     </w:p>
     <w:p>
       <w:pPr>
         <w:spacing w:after="100"/>
-      </w:pPr>
-      <w:r>
+        <w:rPr>
+          <w:color w:val="000000" w:themeColor="text1"/>
+        </w:rPr>
+      </w:pPr>
+      <w:r>
+        <w:rPr>
+          <w:color w:val="000000" w:themeColor="text1"/>
+        </w:rPr>
         <w:t xml:space="preserve">Enabled Application Insights for Azure Function App. Instrumented Python code with Application Insights SDK. Monitored function execution requests and response times. Created custom telemetry events for tracking specific actions. Wrote KQL queries in Log Analytics to </w:t>
       </w:r>
       <w:proofErr w:type="spellStart"/>
       <w:r>
+        <w:rPr>
+          <w:color w:val="000000" w:themeColor="text1"/>
+        </w:rPr>
         <w:t>analyze</w:t>
       </w:r>
       <w:proofErr w:type="spellEnd"/>
       <w:r>
+        <w:rPr>
+          <w:color w:val="000000" w:themeColor="text1"/>
+        </w:rPr>
         <w:t xml:space="preserve"> application logs. Created metric alert for high failure rate (&gt;5% in 5 minutes). Configured email action group for alert notifications. Built monitoring dashboard with key performance indicators. Tested availability monitoring with URL ping test. </w:t>
       </w:r>
       <w:proofErr w:type="spellStart"/>
       <w:r>
+        <w:rPr>
+          <w:color w:val="000000" w:themeColor="text1"/>
+        </w:rPr>
         <w:t>Analyzed</w:t>
       </w:r>
       <w:proofErr w:type="spellEnd"/>
       <w:r>
+        <w:rPr>
+          <w:color w:val="000000" w:themeColor="text1"/>
+        </w:rPr>
         <w:t xml:space="preserve"> application performance using Application Map.</w:t>
       </w:r>
     </w:p>
@@ -1091,39 +1530,64 @@
       <w:pPr>
         <w:pStyle w:val="Heading3"/>
         <w:spacing w:before="120" w:after="80"/>
-      </w:pPr>
-      <w:r>
+        <w:rPr>
+          <w:color w:val="000000" w:themeColor="text1"/>
+        </w:rPr>
+      </w:pPr>
+      <w:r>
+        <w:rPr>
+          <w:color w:val="000000" w:themeColor="text1"/>
+        </w:rPr>
         <w:t>Assignment:</w:t>
       </w:r>
     </w:p>
     <w:p>
       <w:pPr>
         <w:spacing w:after="200"/>
-      </w:pPr>
-      <w:r>
+        <w:rPr>
+          <w:color w:val="000000" w:themeColor="text1"/>
+        </w:rPr>
+      </w:pPr>
+      <w:r>
+        <w:rPr>
+          <w:color w:val="000000" w:themeColor="text1"/>
+        </w:rPr>
         <w:t xml:space="preserve">Implemented comprehensive monitoring solution for web application. Created 5 KQL queries for different scenarios: error analysis, performance trends, user </w:t>
       </w:r>
       <w:proofErr w:type="spellStart"/>
       <w:r>
+        <w:rPr>
+          <w:color w:val="000000" w:themeColor="text1"/>
+        </w:rPr>
         <w:t>behavior</w:t>
       </w:r>
       <w:proofErr w:type="spellEnd"/>
       <w:r>
+        <w:rPr>
+          <w:color w:val="000000" w:themeColor="text1"/>
+        </w:rPr>
         <w:t>, dependency tracking, custom events. Configured 3 alert rules: high error rate, slow response time, availability failure. Built monitoring dashboard with 8 tiles showing key metrics. Submitted monitoring documentation with sample queries and alert configurations.</w:t>
       </w:r>
     </w:p>
     <w:p>
       <w:pPr>
         <w:spacing w:after="200"/>
+        <w:rPr>
+          <w:color w:val="000000" w:themeColor="text1"/>
+        </w:rPr>
       </w:pPr>
     </w:p>
     <w:p>
       <w:pPr>
         <w:spacing w:after="200"/>
+        <w:rPr>
+          <w:color w:val="000000" w:themeColor="text1"/>
+        </w:rPr>
       </w:pPr>
       <w:r>
         <w:rPr>
           <w:noProof/>
+          <w:color w:val="000000" w:themeColor="text1"/>
         </w:rPr>
         <w:drawing>
           <wp:inline distT="0" distB="0" distL="0" distR="0" wp14:anchorId="1EFE6406" wp14:editId="2DE3C55F">
@@ -1175,12 +1639,14 @@
         <w:rPr>
           <w:i/>
           <w:iCs/>
+          <w:color w:val="000000" w:themeColor="text1"/>
         </w:rPr>
       </w:pPr>
       <w:r>
         <w:rPr>
           <w:i/>
           <w:iCs/>
+          <w:color w:val="000000" w:themeColor="text1"/>
         </w:rPr>
         <w:t>Figure 3: Azure monitoring architecture collecting metrics, logs, and telemetry through Azure Monitor and Application Insights.</w:t>
       </w:r>
@@ -1192,6 +1658,7 @@
         <w:rPr>
           <w:i/>
           <w:iCs/>
+          <w:color w:val="000000" w:themeColor="text1"/>
         </w:rPr>
       </w:pPr>
     </w:p>
@@ -1199,9 +1666,14 @@
       <w:pPr>
         <w:pStyle w:val="Heading2"/>
         <w:spacing w:before="200" w:after="100"/>
-      </w:pPr>
-      <w:r>
-        <w:lastRenderedPageBreak/>
+        <w:rPr>
+          <w:color w:val="000000" w:themeColor="text1"/>
+        </w:rPr>
+      </w:pPr>
+      <w:r>
+        <w:rPr>
+          <w:color w:val="000000" w:themeColor="text1"/>
+        </w:rPr>
         <w:t>3. Week 10 Module: Azure Security and Best Practices</w:t>
       </w:r>
     </w:p>
@@ -1209,16 +1681,28 @@
       <w:pPr>
         <w:pStyle w:val="Heading3"/>
         <w:spacing w:before="100" w:after="80"/>
-      </w:pPr>
-      <w:r>
+        <w:rPr>
+          <w:color w:val="000000" w:themeColor="text1"/>
+        </w:rPr>
+      </w:pPr>
+      <w:r>
+        <w:rPr>
+          <w:color w:val="000000" w:themeColor="text1"/>
+        </w:rPr>
         <w:t>Description:</w:t>
       </w:r>
     </w:p>
     <w:p>
       <w:pPr>
         <w:spacing w:after="100"/>
-      </w:pPr>
-      <w:r>
+        <w:rPr>
+          <w:color w:val="000000" w:themeColor="text1"/>
+        </w:rPr>
+      </w:pPr>
+      <w:r>
+        <w:rPr>
+          <w:color w:val="000000" w:themeColor="text1"/>
+        </w:rPr>
         <w:t>Attended session on "Azure Security" on April 3, 2026. Learned security best practices, Azure security services, identity management, and compliance frameworks for securing cloud applications.</w:t>
       </w:r>
     </w:p>
@@ -1226,8 +1710,14 @@
       <w:pPr>
         <w:pStyle w:val="Heading3"/>
         <w:spacing w:before="100" w:after="80"/>
-      </w:pPr>
-      <w:r>
+        <w:rPr>
+          <w:color w:val="000000" w:themeColor="text1"/>
+        </w:rPr>
+      </w:pPr>
+      <w:r>
+        <w:rPr>
+          <w:color w:val="000000" w:themeColor="text1"/>
+        </w:rPr>
         <w:t>Key Topics Covered:</w:t>
       </w:r>
     </w:p>
@@ -1238,16 +1728,28 @@
           <w:ilvl w:val="0"/>
           <w:numId w:val="2"/>
         </w:numPr>
-      </w:pPr>
-      <w:r>
+        <w:rPr>
+          <w:color w:val="000000" w:themeColor="text1"/>
+        </w:rPr>
+      </w:pPr>
+      <w:r>
+        <w:rPr>
+          <w:color w:val="000000" w:themeColor="text1"/>
+        </w:rPr>
         <w:t xml:space="preserve">Azure security fundamentals: </w:t>
       </w:r>
       <w:proofErr w:type="spellStart"/>
       <w:r>
+        <w:rPr>
+          <w:color w:val="000000" w:themeColor="text1"/>
+        </w:rPr>
         <w:t>defense</w:t>
       </w:r>
       <w:proofErr w:type="spellEnd"/>
       <w:r>
+        <w:rPr>
+          <w:color w:val="000000" w:themeColor="text1"/>
+        </w:rPr>
         <w:t xml:space="preserve"> in depth, shared responsibility model</w:t>
       </w:r>
     </w:p>
@@ -1258,8 +1760,14 @@
           <w:ilvl w:val="0"/>
           <w:numId w:val="2"/>
         </w:numPr>
-      </w:pPr>
-      <w:r>
+        <w:rPr>
+          <w:color w:val="000000" w:themeColor="text1"/>
+        </w:rPr>
+      </w:pPr>
+      <w:r>
+        <w:rPr>
+          <w:color w:val="000000" w:themeColor="text1"/>
+        </w:rPr>
         <w:t>Azure Active Directory (Azure AD): identity and access management</w:t>
       </w:r>
     </w:p>
@@ -1270,8 +1778,15 @@
           <w:ilvl w:val="0"/>
           <w:numId w:val="2"/>
         </w:numPr>
-      </w:pPr>
-      <w:r>
+        <w:rPr>
+          <w:color w:val="000000" w:themeColor="text1"/>
+        </w:rPr>
+      </w:pPr>
+      <w:r>
+        <w:rPr>
+          <w:color w:val="000000" w:themeColor="text1"/>
+        </w:rPr>
+        <w:lastRenderedPageBreak/>
         <w:t>Multi-Factor Authentication (MFA) and Conditional Access</w:t>
       </w:r>
     </w:p>
@@ -1282,8 +1797,14 @@
           <w:ilvl w:val="0"/>
           <w:numId w:val="2"/>
         </w:numPr>
-      </w:pPr>
-      <w:r>
+        <w:rPr>
+          <w:color w:val="000000" w:themeColor="text1"/>
+        </w:rPr>
+      </w:pPr>
+      <w:r>
+        <w:rPr>
+          <w:color w:val="000000" w:themeColor="text1"/>
+        </w:rPr>
         <w:t>Role-Based Access Control (RBAC): least privilege principle</w:t>
       </w:r>
     </w:p>
@@ -1294,8 +1815,14 @@
           <w:ilvl w:val="0"/>
           <w:numId w:val="2"/>
         </w:numPr>
-      </w:pPr>
-      <w:r>
+        <w:rPr>
+          <w:color w:val="000000" w:themeColor="text1"/>
+        </w:rPr>
+      </w:pPr>
+      <w:r>
+        <w:rPr>
+          <w:color w:val="000000" w:themeColor="text1"/>
+        </w:rPr>
         <w:t>Azure Key Vault: secrets, keys, and certificates management</w:t>
       </w:r>
     </w:p>
@@ -1306,8 +1833,14 @@
           <w:ilvl w:val="0"/>
           <w:numId w:val="2"/>
         </w:numPr>
-      </w:pPr>
-      <w:r>
+        <w:rPr>
+          <w:color w:val="000000" w:themeColor="text1"/>
+        </w:rPr>
+      </w:pPr>
+      <w:r>
+        <w:rPr>
+          <w:color w:val="000000" w:themeColor="text1"/>
+        </w:rPr>
         <w:t>Managed Identities: authentication without storing credentials</w:t>
       </w:r>
     </w:p>
@@ -1318,16 +1851,28 @@
           <w:ilvl w:val="0"/>
           <w:numId w:val="2"/>
         </w:numPr>
-      </w:pPr>
-      <w:r>
+        <w:rPr>
+          <w:color w:val="000000" w:themeColor="text1"/>
+        </w:rPr>
+      </w:pPr>
+      <w:r>
+        <w:rPr>
+          <w:color w:val="000000" w:themeColor="text1"/>
+        </w:rPr>
         <w:t xml:space="preserve">Azure Security </w:t>
       </w:r>
       <w:proofErr w:type="spellStart"/>
       <w:r>
+        <w:rPr>
+          <w:color w:val="000000" w:themeColor="text1"/>
+        </w:rPr>
         <w:t>Center</w:t>
       </w:r>
       <w:proofErr w:type="spellEnd"/>
       <w:r>
+        <w:rPr>
+          <w:color w:val="000000" w:themeColor="text1"/>
+        </w:rPr>
         <w:t>: unified security management and threat protection</w:t>
       </w:r>
     </w:p>
@@ -1338,8 +1883,14 @@
           <w:ilvl w:val="0"/>
           <w:numId w:val="2"/>
         </w:numPr>
-      </w:pPr>
-      <w:r>
+        <w:rPr>
+          <w:color w:val="000000" w:themeColor="text1"/>
+        </w:rPr>
+      </w:pPr>
+      <w:r>
+        <w:rPr>
+          <w:color w:val="000000" w:themeColor="text1"/>
+        </w:rPr>
         <w:t>Network security: NSGs, Azure Firewall, DDoS Protection</w:t>
       </w:r>
     </w:p>
@@ -1350,8 +1901,14 @@
           <w:ilvl w:val="0"/>
           <w:numId w:val="2"/>
         </w:numPr>
-      </w:pPr>
-      <w:r>
+        <w:rPr>
+          <w:color w:val="000000" w:themeColor="text1"/>
+        </w:rPr>
+      </w:pPr>
+      <w:r>
+        <w:rPr>
+          <w:color w:val="000000" w:themeColor="text1"/>
+        </w:rPr>
         <w:t>Data encryption: at rest (Storage Service Encryption) and in transit (TLS/SSL)</w:t>
       </w:r>
     </w:p>
@@ -1362,8 +1919,14 @@
           <w:ilvl w:val="0"/>
           <w:numId w:val="2"/>
         </w:numPr>
-      </w:pPr>
-      <w:r>
+        <w:rPr>
+          <w:color w:val="000000" w:themeColor="text1"/>
+        </w:rPr>
+      </w:pPr>
+      <w:r>
+        <w:rPr>
+          <w:color w:val="000000" w:themeColor="text1"/>
+        </w:rPr>
         <w:t>Azure Policy: governance and compliance enforcement</w:t>
       </w:r>
     </w:p>
@@ -1374,8 +1937,14 @@
           <w:ilvl w:val="0"/>
           <w:numId w:val="2"/>
         </w:numPr>
-      </w:pPr>
-      <w:r>
+        <w:rPr>
+          <w:color w:val="000000" w:themeColor="text1"/>
+        </w:rPr>
+      </w:pPr>
+      <w:r>
+        <w:rPr>
+          <w:color w:val="000000" w:themeColor="text1"/>
+        </w:rPr>
         <w:t>Azure Blueprints: repeatable deployment of compliant environments</w:t>
       </w:r>
     </w:p>
@@ -1386,8 +1955,14 @@
           <w:ilvl w:val="0"/>
           <w:numId w:val="2"/>
         </w:numPr>
-      </w:pPr>
-      <w:r>
+        <w:rPr>
+          <w:color w:val="000000" w:themeColor="text1"/>
+        </w:rPr>
+      </w:pPr>
+      <w:r>
+        <w:rPr>
+          <w:color w:val="000000" w:themeColor="text1"/>
+        </w:rPr>
         <w:t>Compliance frameworks: ISO, SOC, GDPR, HIPAA</w:t>
       </w:r>
     </w:p>
@@ -1398,8 +1973,14 @@
           <w:ilvl w:val="0"/>
           <w:numId w:val="2"/>
         </w:numPr>
-      </w:pPr>
-      <w:r>
+        <w:rPr>
+          <w:color w:val="000000" w:themeColor="text1"/>
+        </w:rPr>
+      </w:pPr>
+      <w:r>
+        <w:rPr>
+          <w:color w:val="000000" w:themeColor="text1"/>
+        </w:rPr>
         <w:t>Security best practices: principle of least privilege, regular audits, monitoring</w:t>
       </w:r>
     </w:p>
@@ -1407,39 +1988,64 @@
       <w:pPr>
         <w:pStyle w:val="Heading3"/>
         <w:spacing w:before="120" w:after="80"/>
-      </w:pPr>
-      <w:r>
+        <w:rPr>
+          <w:color w:val="000000" w:themeColor="text1"/>
+        </w:rPr>
+      </w:pPr>
+      <w:r>
+        <w:rPr>
+          <w:color w:val="000000" w:themeColor="text1"/>
+        </w:rPr>
         <w:t>Hands-on Practice:</w:t>
       </w:r>
     </w:p>
     <w:p>
       <w:pPr>
         <w:spacing w:after="100"/>
-      </w:pPr>
-      <w:r>
+        <w:rPr>
+          <w:color w:val="000000" w:themeColor="text1"/>
+        </w:rPr>
+      </w:pPr>
+      <w:r>
+        <w:rPr>
+          <w:color w:val="000000" w:themeColor="text1"/>
+        </w:rPr>
         <w:t xml:space="preserve">Created Azure Key Vault to store secrets and connection strings. Configured access policies for applications and users. Implemented Managed Identity for Azure Function to access Key Vault. Removed hard-coded secrets from application code. Configured RBAC roles for resource group (Reader, Contributor, Owner). Created custom RBAC role with specific permissions. Enabled Azure Security </w:t>
       </w:r>
       <w:proofErr w:type="spellStart"/>
       <w:r>
+        <w:rPr>
+          <w:color w:val="000000" w:themeColor="text1"/>
+        </w:rPr>
         <w:t>Center</w:t>
       </w:r>
       <w:proofErr w:type="spellEnd"/>
       <w:r>
+        <w:rPr>
+          <w:color w:val="000000" w:themeColor="text1"/>
+        </w:rPr>
         <w:t xml:space="preserve"> recommendations. Configured Network Security Group rules for inbound/outbound traffic. Tested secret rotation in Key Vault. Reviewed compliance score in Azure Policy.</w:t>
       </w:r>
     </w:p>
     <w:p>
       <w:pPr>
         <w:spacing w:after="100"/>
+        <w:rPr>
+          <w:color w:val="000000" w:themeColor="text1"/>
+        </w:rPr>
       </w:pPr>
     </w:p>
     <w:p>
       <w:pPr>
         <w:spacing w:after="100"/>
+        <w:rPr>
+          <w:color w:val="000000" w:themeColor="text1"/>
+        </w:rPr>
       </w:pPr>
       <w:r>
         <w:rPr>
           <w:noProof/>
+          <w:color w:val="000000" w:themeColor="text1"/>
         </w:rPr>
         <w:drawing>
           <wp:inline distT="0" distB="0" distL="0" distR="0" wp14:anchorId="2C7E2A72" wp14:editId="031E4D75">
@@ -1491,12 +2097,14 @@
         <w:rPr>
           <w:i/>
           <w:iCs/>
+          <w:color w:val="000000" w:themeColor="text1"/>
         </w:rPr>
       </w:pPr>
       <w:r>
         <w:rPr>
           <w:i/>
           <w:iCs/>
+          <w:color w:val="000000" w:themeColor="text1"/>
         </w:rPr>
         <w:t>Figure 4: Azure security architecture showing identity management, RBAC access control, and secure secret storage using Azure Key Vault.</w:t>
       </w:r>
@@ -1505,17 +2113,28 @@
       <w:pPr>
         <w:pStyle w:val="Heading3"/>
         <w:spacing w:before="120" w:after="80"/>
-      </w:pPr>
-      <w:r>
-        <w:lastRenderedPageBreak/>
+        <w:rPr>
+          <w:color w:val="000000" w:themeColor="text1"/>
+        </w:rPr>
+      </w:pPr>
+      <w:r>
+        <w:rPr>
+          <w:color w:val="000000" w:themeColor="text1"/>
+        </w:rPr>
         <w:t>Assignment:</w:t>
       </w:r>
     </w:p>
     <w:p>
       <w:pPr>
         <w:spacing w:after="200"/>
-      </w:pPr>
-      <w:r>
+        <w:rPr>
+          <w:color w:val="000000" w:themeColor="text1"/>
+        </w:rPr>
+      </w:pPr>
+      <w:r>
+        <w:rPr>
+          <w:color w:val="000000" w:themeColor="text1"/>
+        </w:rPr>
         <w:t>Security audit and remediation project: (1) Identified security issues in sample application (hard-coded secrets, public storage, no MFA), (2) Migrated secrets to Azure Key Vault, (3) Configured Managed Identity for authentication, (4) Implemented RBAC for least privilege access, (5) Enabled storage firewall and private endpoints, (6) Documented security improvements and compliance checklist. Submitted security assessment report.</w:t>
       </w:r>
     </w:p>
@@ -1523,8 +2142,14 @@
       <w:pPr>
         <w:pStyle w:val="Heading2"/>
         <w:spacing w:before="200" w:after="100"/>
-      </w:pPr>
-      <w:r>
+        <w:rPr>
+          <w:color w:val="000000" w:themeColor="text1"/>
+        </w:rPr>
+      </w:pPr>
+      <w:r>
+        <w:rPr>
+          <w:color w:val="000000" w:themeColor="text1"/>
+        </w:rPr>
         <w:t>4. Microsoft Azure Fundamentals (AZ-900) Certification Exam</w:t>
       </w:r>
     </w:p>
@@ -1532,16 +2157,28 @@
       <w:pPr>
         <w:pStyle w:val="Heading3"/>
         <w:spacing w:before="100" w:after="80"/>
-      </w:pPr>
-      <w:r>
+        <w:rPr>
+          <w:color w:val="000000" w:themeColor="text1"/>
+        </w:rPr>
+      </w:pPr>
+      <w:r>
+        <w:rPr>
+          <w:color w:val="000000" w:themeColor="text1"/>
+        </w:rPr>
         <w:t>Description:</w:t>
       </w:r>
     </w:p>
     <w:p>
       <w:pPr>
         <w:spacing w:after="100"/>
-      </w:pPr>
-      <w:r>
+        <w:rPr>
+          <w:color w:val="000000" w:themeColor="text1"/>
+        </w:rPr>
+      </w:pPr>
+      <w:r>
+        <w:rPr>
+          <w:color w:val="000000" w:themeColor="text1"/>
+        </w:rPr>
         <w:t>Completed Microsoft Azure Fundamentals (AZ-900) certification exam on April 2, 2026. This validates foundational knowledge of cloud concepts, Azure services, security, pricing, and support.</w:t>
       </w:r>
     </w:p>
@@ -1549,8 +2186,15 @@
       <w:pPr>
         <w:pStyle w:val="Heading3"/>
         <w:spacing w:before="100" w:after="80"/>
-      </w:pPr>
-      <w:r>
+        <w:rPr>
+          <w:color w:val="000000" w:themeColor="text1"/>
+        </w:rPr>
+      </w:pPr>
+      <w:r>
+        <w:rPr>
+          <w:color w:val="000000" w:themeColor="text1"/>
+        </w:rPr>
+        <w:lastRenderedPageBreak/>
         <w:t>Exam Preparation:</w:t>
       </w:r>
     </w:p>
@@ -1561,8 +2205,14 @@
           <w:ilvl w:val="0"/>
           <w:numId w:val="2"/>
         </w:numPr>
-      </w:pPr>
-      <w:r>
+        <w:rPr>
+          <w:color w:val="000000" w:themeColor="text1"/>
+        </w:rPr>
+      </w:pPr>
+      <w:r>
+        <w:rPr>
+          <w:color w:val="000000" w:themeColor="text1"/>
+        </w:rPr>
         <w:t>Completed all Microsoft Learn modules for AZ-900</w:t>
       </w:r>
     </w:p>
@@ -1573,8 +2223,14 @@
           <w:ilvl w:val="0"/>
           <w:numId w:val="2"/>
         </w:numPr>
-      </w:pPr>
-      <w:r>
+        <w:rPr>
+          <w:color w:val="000000" w:themeColor="text1"/>
+        </w:rPr>
+      </w:pPr>
+      <w:r>
+        <w:rPr>
+          <w:color w:val="000000" w:themeColor="text1"/>
+        </w:rPr>
         <w:t>Took 5 full-length practice exams (average score: 85%)</w:t>
       </w:r>
     </w:p>
@@ -1585,8 +2241,14 @@
           <w:ilvl w:val="0"/>
           <w:numId w:val="2"/>
         </w:numPr>
-      </w:pPr>
-      <w:r>
+        <w:rPr>
+          <w:color w:val="000000" w:themeColor="text1"/>
+        </w:rPr>
+      </w:pPr>
+      <w:r>
+        <w:rPr>
+          <w:color w:val="000000" w:themeColor="text1"/>
+        </w:rPr>
         <w:t>Reviewed weak areas: Azure pricing calculator, support plans, SLAs</w:t>
       </w:r>
     </w:p>
@@ -1597,8 +2259,14 @@
           <w:ilvl w:val="0"/>
           <w:numId w:val="2"/>
         </w:numPr>
-      </w:pPr>
-      <w:r>
+        <w:rPr>
+          <w:color w:val="000000" w:themeColor="text1"/>
+        </w:rPr>
+      </w:pPr>
+      <w:r>
+        <w:rPr>
+          <w:color w:val="000000" w:themeColor="text1"/>
+        </w:rPr>
         <w:t>Studied flashcards for Azure services and terminology</w:t>
       </w:r>
     </w:p>
@@ -1609,8 +2277,14 @@
           <w:ilvl w:val="0"/>
           <w:numId w:val="2"/>
         </w:numPr>
-      </w:pPr>
-      <w:r>
+        <w:rPr>
+          <w:color w:val="000000" w:themeColor="text1"/>
+        </w:rPr>
+      </w:pPr>
+      <w:r>
+        <w:rPr>
+          <w:color w:val="000000" w:themeColor="text1"/>
+        </w:rPr>
         <w:t>Reviewed exam skills outline and objectives</w:t>
       </w:r>
     </w:p>
@@ -1618,8 +2292,14 @@
       <w:pPr>
         <w:pStyle w:val="Heading3"/>
         <w:spacing w:before="120" w:after="80"/>
-      </w:pPr>
-      <w:r>
+        <w:rPr>
+          <w:color w:val="000000" w:themeColor="text1"/>
+        </w:rPr>
+      </w:pPr>
+      <w:r>
+        <w:rPr>
+          <w:color w:val="000000" w:themeColor="text1"/>
+        </w:rPr>
         <w:t>Exam Details:</w:t>
       </w:r>
     </w:p>
@@ -1630,8 +2310,14 @@
           <w:ilvl w:val="0"/>
           <w:numId w:val="2"/>
         </w:numPr>
-      </w:pPr>
-      <w:r>
+        <w:rPr>
+          <w:color w:val="000000" w:themeColor="text1"/>
+        </w:rPr>
+      </w:pPr>
+      <w:r>
+        <w:rPr>
+          <w:color w:val="000000" w:themeColor="text1"/>
+        </w:rPr>
         <w:t>Exam Date: April 2, 2026</w:t>
       </w:r>
     </w:p>
@@ -1642,8 +2328,14 @@
           <w:ilvl w:val="0"/>
           <w:numId w:val="2"/>
         </w:numPr>
-      </w:pPr>
-      <w:r>
+        <w:rPr>
+          <w:color w:val="000000" w:themeColor="text1"/>
+        </w:rPr>
+      </w:pPr>
+      <w:r>
+        <w:rPr>
+          <w:color w:val="000000" w:themeColor="text1"/>
+        </w:rPr>
         <w:t>Format: Online proctored exam (60 minutes)</w:t>
       </w:r>
     </w:p>
@@ -1654,16 +2346,28 @@
           <w:ilvl w:val="0"/>
           <w:numId w:val="2"/>
         </w:numPr>
-      </w:pPr>
-      <w:r>
+        <w:rPr>
+          <w:color w:val="000000" w:themeColor="text1"/>
+        </w:rPr>
+      </w:pPr>
+      <w:r>
+        <w:rPr>
+          <w:color w:val="000000" w:themeColor="text1"/>
+        </w:rPr>
         <w:t xml:space="preserve">Questions: 40-60 multiple </w:t>
       </w:r>
       <w:proofErr w:type="gramStart"/>
       <w:r>
+        <w:rPr>
+          <w:color w:val="000000" w:themeColor="text1"/>
+        </w:rPr>
         <w:t>choice</w:t>
       </w:r>
       <w:proofErr w:type="gramEnd"/>
       <w:r>
+        <w:rPr>
+          <w:color w:val="000000" w:themeColor="text1"/>
+        </w:rPr>
         <w:t>, case studies, drag-drop</w:t>
       </w:r>
     </w:p>
@@ -1674,8 +2378,14 @@
           <w:ilvl w:val="0"/>
           <w:numId w:val="2"/>
         </w:numPr>
-      </w:pPr>
-      <w:r>
+        <w:rPr>
+          <w:color w:val="000000" w:themeColor="text1"/>
+        </w:rPr>
+      </w:pPr>
+      <w:r>
+        <w:rPr>
+          <w:color w:val="000000" w:themeColor="text1"/>
+        </w:rPr>
         <w:t>Passing Score: 700/1000</w:t>
       </w:r>
     </w:p>
@@ -1686,8 +2396,14 @@
           <w:ilvl w:val="0"/>
           <w:numId w:val="2"/>
         </w:numPr>
-      </w:pPr>
-      <w:r>
+        <w:rPr>
+          <w:color w:val="000000" w:themeColor="text1"/>
+        </w:rPr>
+      </w:pPr>
+      <w:r>
+        <w:rPr>
+          <w:color w:val="000000" w:themeColor="text1"/>
+        </w:rPr>
         <w:t>Result: PASSED with score of 820/1000</w:t>
       </w:r>
     </w:p>
@@ -1698,8 +2414,14 @@
           <w:ilvl w:val="0"/>
           <w:numId w:val="2"/>
         </w:numPr>
-      </w:pPr>
-      <w:r>
+        <w:rPr>
+          <w:color w:val="000000" w:themeColor="text1"/>
+        </w:rPr>
+      </w:pPr>
+      <w:r>
+        <w:rPr>
+          <w:color w:val="000000" w:themeColor="text1"/>
+        </w:rPr>
         <w:t>Certificate ID: [Received via email]</w:t>
       </w:r>
     </w:p>
@@ -1707,16 +2429,28 @@
       <w:pPr>
         <w:pStyle w:val="Heading3"/>
         <w:spacing w:before="120" w:after="80"/>
-      </w:pPr>
-      <w:r>
+        <w:rPr>
+          <w:color w:val="000000" w:themeColor="text1"/>
+        </w:rPr>
+      </w:pPr>
+      <w:r>
+        <w:rPr>
+          <w:color w:val="000000" w:themeColor="text1"/>
+        </w:rPr>
         <w:t>Achievement:</w:t>
       </w:r>
     </w:p>
     <w:p>
       <w:pPr>
         <w:spacing w:after="200"/>
-      </w:pPr>
-      <w:r>
+        <w:rPr>
+          <w:color w:val="000000" w:themeColor="text1"/>
+        </w:rPr>
+      </w:pPr>
+      <w:r>
+        <w:rPr>
+          <w:color w:val="000000" w:themeColor="text1"/>
+        </w:rPr>
         <w:t>Successfully earned Microsoft Azure Fundamentals certification, validating cloud computing knowledge and Azure platform expertise. This industry-recognized credential demonstrates proficiency in cloud concepts, Azure services, security, privacy, compliance, and pricing. Certificate added to LinkedIn profile and resume.</w:t>
       </w:r>
     </w:p>
@@ -1724,8 +2458,14 @@
       <w:pPr>
         <w:pStyle w:val="Heading2"/>
         <w:spacing w:before="200" w:after="100"/>
-      </w:pPr>
-      <w:r>
+        <w:rPr>
+          <w:color w:val="000000" w:themeColor="text1"/>
+        </w:rPr>
+      </w:pPr>
+      <w:r>
+        <w:rPr>
+          <w:color w:val="000000" w:themeColor="text1"/>
+        </w:rPr>
         <w:t>5. GTU Project - Azure Deployment and Testing</w:t>
       </w:r>
     </w:p>
@@ -1733,16 +2473,28 @@
       <w:pPr>
         <w:pStyle w:val="Heading3"/>
         <w:spacing w:before="100" w:after="80"/>
-      </w:pPr>
-      <w:r>
+        <w:rPr>
+          <w:color w:val="000000" w:themeColor="text1"/>
+        </w:rPr>
+      </w:pPr>
+      <w:r>
+        <w:rPr>
+          <w:color w:val="000000" w:themeColor="text1"/>
+        </w:rPr>
         <w:t>Description:</w:t>
       </w:r>
     </w:p>
     <w:p>
       <w:pPr>
         <w:spacing w:after="100"/>
-      </w:pPr>
-      <w:r>
+        <w:rPr>
+          <w:color w:val="000000" w:themeColor="text1"/>
+        </w:rPr>
+      </w:pPr>
+      <w:r>
+        <w:rPr>
+          <w:color w:val="000000" w:themeColor="text1"/>
+        </w:rPr>
         <w:t>Started applying learned Azure services to project implementation. Created production Azure infrastructure and deployed basic components for testing integration.</w:t>
       </w:r>
     </w:p>
@@ -1750,8 +2502,14 @@
       <w:pPr>
         <w:pStyle w:val="Heading3"/>
         <w:spacing w:before="100" w:after="80"/>
-      </w:pPr>
-      <w:r>
+        <w:rPr>
+          <w:color w:val="000000" w:themeColor="text1"/>
+        </w:rPr>
+      </w:pPr>
+      <w:r>
+        <w:rPr>
+          <w:color w:val="000000" w:themeColor="text1"/>
+        </w:rPr>
         <w:t>Azure Infrastructure Setup:</w:t>
       </w:r>
     </w:p>
@@ -1762,16 +2520,28 @@
           <w:ilvl w:val="0"/>
           <w:numId w:val="2"/>
         </w:numPr>
-      </w:pPr>
-      <w:r>
+        <w:rPr>
+          <w:color w:val="000000" w:themeColor="text1"/>
+        </w:rPr>
+      </w:pPr>
+      <w:r>
+        <w:rPr>
+          <w:color w:val="000000" w:themeColor="text1"/>
+        </w:rPr>
         <w:t>Created Resource Group: '</w:t>
       </w:r>
       <w:proofErr w:type="spellStart"/>
       <w:r>
+        <w:rPr>
+          <w:color w:val="000000" w:themeColor="text1"/>
+        </w:rPr>
         <w:t>BorderSurveillance</w:t>
       </w:r>
       <w:proofErr w:type="spellEnd"/>
       <w:r>
+        <w:rPr>
+          <w:color w:val="000000" w:themeColor="text1"/>
+        </w:rPr>
         <w:t>-RG' in Central India</w:t>
       </w:r>
     </w:p>
@@ -1782,8 +2552,14 @@
           <w:ilvl w:val="0"/>
           <w:numId w:val="2"/>
         </w:numPr>
-      </w:pPr>
-      <w:r>
+        <w:rPr>
+          <w:color w:val="000000" w:themeColor="text1"/>
+        </w:rPr>
+      </w:pPr>
+      <w:r>
+        <w:rPr>
+          <w:color w:val="000000" w:themeColor="text1"/>
+        </w:rPr>
         <w:t>Deployed Storage Account: 'bordersurv2026' with Hot tier</w:t>
       </w:r>
     </w:p>
@@ -1794,8 +2570,14 @@
           <w:ilvl w:val="0"/>
           <w:numId w:val="2"/>
         </w:numPr>
-      </w:pPr>
-      <w:r>
+        <w:rPr>
+          <w:color w:val="000000" w:themeColor="text1"/>
+        </w:rPr>
+      </w:pPr>
+      <w:r>
+        <w:rPr>
+          <w:color w:val="000000" w:themeColor="text1"/>
+        </w:rPr>
         <w:t>Created Blob containers: 'surveillance-videos', 'processed-frames', 'alerts'</w:t>
       </w:r>
     </w:p>
@@ -1806,8 +2588,14 @@
           <w:ilvl w:val="0"/>
           <w:numId w:val="2"/>
         </w:numPr>
-      </w:pPr>
-      <w:r>
+        <w:rPr>
+          <w:color w:val="000000" w:themeColor="text1"/>
+        </w:rPr>
+      </w:pPr>
+      <w:r>
+        <w:rPr>
+          <w:color w:val="000000" w:themeColor="text1"/>
+        </w:rPr>
         <w:t>Configured lifecycle policy: move to Cool tier after 30 days</w:t>
       </w:r>
     </w:p>
@@ -1818,16 +2606,28 @@
           <w:ilvl w:val="0"/>
           <w:numId w:val="2"/>
         </w:numPr>
-      </w:pPr>
-      <w:r>
+        <w:rPr>
+          <w:color w:val="000000" w:themeColor="text1"/>
+        </w:rPr>
+      </w:pPr>
+      <w:r>
+        <w:rPr>
+          <w:color w:val="000000" w:themeColor="text1"/>
+        </w:rPr>
         <w:t>Deployed Function App: '</w:t>
       </w:r>
       <w:proofErr w:type="spellStart"/>
       <w:r>
+        <w:rPr>
+          <w:color w:val="000000" w:themeColor="text1"/>
+        </w:rPr>
         <w:t>BorderDetectionFunctions</w:t>
       </w:r>
       <w:proofErr w:type="spellEnd"/>
       <w:r>
+        <w:rPr>
+          <w:color w:val="000000" w:themeColor="text1"/>
+        </w:rPr>
         <w:t>' with Python 3.10</w:t>
       </w:r>
     </w:p>
@@ -1838,16 +2638,28 @@
           <w:ilvl w:val="0"/>
           <w:numId w:val="2"/>
         </w:numPr>
-      </w:pPr>
-      <w:r>
+        <w:rPr>
+          <w:color w:val="000000" w:themeColor="text1"/>
+        </w:rPr>
+      </w:pPr>
+      <w:r>
+        <w:rPr>
+          <w:color w:val="000000" w:themeColor="text1"/>
+        </w:rPr>
         <w:t>Created Cosmos DB account: '</w:t>
       </w:r>
       <w:proofErr w:type="spellStart"/>
       <w:r>
+        <w:rPr>
+          <w:color w:val="000000" w:themeColor="text1"/>
+        </w:rPr>
         <w:t>bordersurv</w:t>
       </w:r>
       <w:proofErr w:type="spellEnd"/>
       <w:r>
+        <w:rPr>
+          <w:color w:val="000000" w:themeColor="text1"/>
+        </w:rPr>
         <w:t>-cosmos' with SQL API</w:t>
       </w:r>
     </w:p>
@@ -1858,16 +2670,28 @@
           <w:ilvl w:val="0"/>
           <w:numId w:val="2"/>
         </w:numPr>
-      </w:pPr>
-      <w:r>
+        <w:rPr>
+          <w:color w:val="000000" w:themeColor="text1"/>
+        </w:rPr>
+      </w:pPr>
+      <w:r>
+        <w:rPr>
+          <w:color w:val="000000" w:themeColor="text1"/>
+        </w:rPr>
         <w:t>Created database '</w:t>
       </w:r>
       <w:proofErr w:type="spellStart"/>
       <w:r>
+        <w:rPr>
+          <w:color w:val="000000" w:themeColor="text1"/>
+        </w:rPr>
         <w:t>SurveillanceDB</w:t>
       </w:r>
       <w:proofErr w:type="spellEnd"/>
       <w:r>
+        <w:rPr>
+          <w:color w:val="000000" w:themeColor="text1"/>
+        </w:rPr>
         <w:t>' with container 'Alerts' (partition key: /date)</w:t>
       </w:r>
     </w:p>
@@ -1878,16 +2702,28 @@
           <w:ilvl w:val="0"/>
           <w:numId w:val="2"/>
         </w:numPr>
-      </w:pPr>
-      <w:r>
+        <w:rPr>
+          <w:color w:val="000000" w:themeColor="text1"/>
+        </w:rPr>
+      </w:pPr>
+      <w:r>
+        <w:rPr>
+          <w:color w:val="000000" w:themeColor="text1"/>
+        </w:rPr>
         <w:t>Configured Key Vault: '</w:t>
       </w:r>
       <w:proofErr w:type="spellStart"/>
       <w:r>
+        <w:rPr>
+          <w:color w:val="000000" w:themeColor="text1"/>
+        </w:rPr>
         <w:t>bordersurv</w:t>
       </w:r>
       <w:proofErr w:type="spellEnd"/>
       <w:r>
+        <w:rPr>
+          <w:color w:val="000000" w:themeColor="text1"/>
+        </w:rPr>
         <w:t>-vault' for storing secrets</w:t>
       </w:r>
     </w:p>
@@ -1898,8 +2734,14 @@
           <w:ilvl w:val="0"/>
           <w:numId w:val="2"/>
         </w:numPr>
-      </w:pPr>
-      <w:r>
+        <w:rPr>
+          <w:color w:val="000000" w:themeColor="text1"/>
+        </w:rPr>
+      </w:pPr>
+      <w:r>
+        <w:rPr>
+          <w:color w:val="000000" w:themeColor="text1"/>
+        </w:rPr>
         <w:t>Setup Application Insights for monitoring</w:t>
       </w:r>
     </w:p>
@@ -1907,26 +2749,42 @@
       <w:pPr>
         <w:pStyle w:val="Heading3"/>
         <w:spacing w:before="120" w:after="80"/>
-      </w:pPr>
-      <w:r>
+        <w:rPr>
+          <w:color w:val="000000" w:themeColor="text1"/>
+        </w:rPr>
+      </w:pPr>
+      <w:r>
+        <w:rPr>
+          <w:color w:val="000000" w:themeColor="text1"/>
+        </w:rPr>
         <w:t>Testing Completed:</w:t>
       </w:r>
     </w:p>
     <w:p>
       <w:pPr>
         <w:spacing w:after="100"/>
-      </w:pPr>
-      <w:r>
+        <w:rPr>
+          <w:color w:val="000000" w:themeColor="text1"/>
+        </w:rPr>
+      </w:pPr>
+      <w:r>
+        <w:rPr>
+          <w:color w:val="000000" w:themeColor="text1"/>
+        </w:rPr>
         <w:t>Uploaded sample surveillance video to Blob Storage (50MB test file). Created test Azure Function to trigger on blob upload. Verified function execution and logging in Application Insights. Inserted test alert record into Cosmos DB. Retrieved data using SQL queries. Tested end-to-end connectivity between all services. Documented deployment architecture and connection strings (stored in Key Vault).</w:t>
       </w:r>
     </w:p>
     <w:p>
       <w:pPr>
         <w:spacing w:after="100"/>
+        <w:rPr>
+          <w:color w:val="000000" w:themeColor="text1"/>
+        </w:rPr>
       </w:pPr>
       <w:r>
         <w:rPr>
           <w:noProof/>
+          <w:color w:val="000000" w:themeColor="text1"/>
         </w:rPr>
         <w:lastRenderedPageBreak/>
         <w:drawing>
@@ -1979,12 +2837,14 @@
         <w:rPr>
           <w:i/>
           <w:iCs/>
+          <w:color w:val="000000" w:themeColor="text1"/>
         </w:rPr>
       </w:pPr>
       <w:r>
         <w:rPr>
           <w:i/>
           <w:iCs/>
+          <w:color w:val="000000" w:themeColor="text1"/>
         </w:rPr>
         <w:t>Figure 5: Azure architecture integrating Blob Storage for video data, Azure Functions for processing, and Cosmos DB for storing alerts and metadata.</w:t>
       </w:r>
@@ -1993,16 +2853,28 @@
       <w:pPr>
         <w:pStyle w:val="Heading3"/>
         <w:spacing w:before="120" w:after="80"/>
-      </w:pPr>
-      <w:r>
+        <w:rPr>
+          <w:color w:val="000000" w:themeColor="text1"/>
+        </w:rPr>
+      </w:pPr>
+      <w:r>
+        <w:rPr>
+          <w:color w:val="000000" w:themeColor="text1"/>
+        </w:rPr>
         <w:t>Next Steps:</w:t>
       </w:r>
     </w:p>
     <w:p>
       <w:pPr>
         <w:spacing w:after="200"/>
-      </w:pPr>
-      <w:r>
+        <w:rPr>
+          <w:color w:val="000000" w:themeColor="text1"/>
+        </w:rPr>
+      </w:pPr>
+      <w:r>
+        <w:rPr>
+          <w:color w:val="000000" w:themeColor="text1"/>
+        </w:rPr>
         <w:t>Azure infrastructure is ready for YOLOv8 model integration in Week 11. Will deploy actual detection code and anomaly detection models. Current setup validated cloud architecture and service connectivity.</w:t>
       </w:r>
     </w:p>
@@ -2010,8 +2882,14 @@
       <w:pPr>
         <w:pStyle w:val="Heading2"/>
         <w:spacing w:before="200" w:after="100"/>
-      </w:pPr>
-      <w:r>
+        <w:rPr>
+          <w:color w:val="000000" w:themeColor="text1"/>
+        </w:rPr>
+      </w:pPr>
+      <w:r>
+        <w:rPr>
+          <w:color w:val="000000" w:themeColor="text1"/>
+        </w:rPr>
         <w:t>6. Internship Completion Preparation</w:t>
       </w:r>
     </w:p>
@@ -2019,16 +2897,28 @@
       <w:pPr>
         <w:pStyle w:val="Heading3"/>
         <w:spacing w:before="100" w:after="80"/>
-      </w:pPr>
-      <w:r>
+        <w:rPr>
+          <w:color w:val="000000" w:themeColor="text1"/>
+        </w:rPr>
+      </w:pPr>
+      <w:r>
+        <w:rPr>
+          <w:color w:val="000000" w:themeColor="text1"/>
+        </w:rPr>
         <w:t>Description:</w:t>
       </w:r>
     </w:p>
     <w:p>
       <w:pPr>
         <w:spacing w:after="100"/>
-      </w:pPr>
-      <w:r>
+        <w:rPr>
+          <w:color w:val="000000" w:themeColor="text1"/>
+        </w:rPr>
+      </w:pPr>
+      <w:r>
+        <w:rPr>
+          <w:color w:val="000000" w:themeColor="text1"/>
+        </w:rPr>
         <w:t>Started preparing for final internship presentation and documentation. Compiled learning achievements from all 10 weeks and organized deliverables.</w:t>
       </w:r>
     </w:p>
@@ -2036,8 +2926,14 @@
       <w:pPr>
         <w:pStyle w:val="Heading3"/>
         <w:spacing w:before="100" w:after="80"/>
-      </w:pPr>
-      <w:r>
+        <w:rPr>
+          <w:color w:val="000000" w:themeColor="text1"/>
+        </w:rPr>
+      </w:pPr>
+      <w:r>
+        <w:rPr>
+          <w:color w:val="000000" w:themeColor="text1"/>
+        </w:rPr>
         <w:t>Preparation Activities:</w:t>
       </w:r>
     </w:p>
@@ -2048,8 +2944,14 @@
           <w:ilvl w:val="0"/>
           <w:numId w:val="2"/>
         </w:numPr>
-      </w:pPr>
-      <w:r>
+        <w:rPr>
+          <w:color w:val="000000" w:themeColor="text1"/>
+        </w:rPr>
+      </w:pPr>
+      <w:r>
+        <w:rPr>
+          <w:color w:val="000000" w:themeColor="text1"/>
+        </w:rPr>
         <w:t>Created presentation outline covering all 12 weeks</w:t>
       </w:r>
     </w:p>
@@ -2060,8 +2962,14 @@
           <w:ilvl w:val="0"/>
           <w:numId w:val="2"/>
         </w:numPr>
-      </w:pPr>
-      <w:r>
+        <w:rPr>
+          <w:color w:val="000000" w:themeColor="text1"/>
+        </w:rPr>
+      </w:pPr>
+      <w:r>
+        <w:rPr>
+          <w:color w:val="000000" w:themeColor="text1"/>
+        </w:rPr>
         <w:t>Compiled list of completed modules and certifications</w:t>
       </w:r>
     </w:p>
@@ -2072,8 +2980,14 @@
           <w:ilvl w:val="0"/>
           <w:numId w:val="2"/>
         </w:numPr>
-      </w:pPr>
-      <w:r>
+        <w:rPr>
+          <w:color w:val="000000" w:themeColor="text1"/>
+        </w:rPr>
+      </w:pPr>
+      <w:r>
+        <w:rPr>
+          <w:color w:val="000000" w:themeColor="text1"/>
+        </w:rPr>
         <w:t>Documented skills acquired: Python, Power BI, ML, Azure, DevOps</w:t>
       </w:r>
     </w:p>
@@ -2084,8 +2998,14 @@
           <w:ilvl w:val="0"/>
           <w:numId w:val="2"/>
         </w:numPr>
-      </w:pPr>
-      <w:r>
+        <w:rPr>
+          <w:color w:val="000000" w:themeColor="text1"/>
+        </w:rPr>
+      </w:pPr>
+      <w:r>
+        <w:rPr>
+          <w:color w:val="000000" w:themeColor="text1"/>
+        </w:rPr>
         <w:t>Updated project README with final architecture</w:t>
       </w:r>
     </w:p>
@@ -2096,8 +3016,14 @@
           <w:ilvl w:val="0"/>
           <w:numId w:val="2"/>
         </w:numPr>
-      </w:pPr>
-      <w:r>
+        <w:rPr>
+          <w:color w:val="000000" w:themeColor="text1"/>
+        </w:rPr>
+      </w:pPr>
+      <w:r>
+        <w:rPr>
+          <w:color w:val="000000" w:themeColor="text1"/>
+        </w:rPr>
         <w:t>Prepared demo plan for Week 12 presentation</w:t>
       </w:r>
     </w:p>
@@ -2108,22 +3034,37 @@
           <w:ilvl w:val="0"/>
           <w:numId w:val="2"/>
         </w:numPr>
-      </w:pPr>
-      <w:r>
+        <w:rPr>
+          <w:color w:val="000000" w:themeColor="text1"/>
+        </w:rPr>
+      </w:pPr>
+      <w:r>
+        <w:rPr>
+          <w:color w:val="000000" w:themeColor="text1"/>
+        </w:rPr>
         <w:t>Organized all weekly reports and assignments</w:t>
       </w:r>
     </w:p>
     <w:p>
       <w:pPr>
         <w:spacing w:after="400"/>
+        <w:rPr>
+          <w:color w:val="000000" w:themeColor="text1"/>
+        </w:rPr>
       </w:pPr>
     </w:p>
     <w:p>
       <w:pPr>
         <w:pStyle w:val="Heading1"/>
         <w:spacing w:before="300" w:after="200"/>
-      </w:pPr>
-      <w:r>
+        <w:rPr>
+          <w:color w:val="000000" w:themeColor="text1"/>
+        </w:rPr>
+      </w:pPr>
+      <w:r>
+        <w:rPr>
+          <w:color w:val="000000" w:themeColor="text1"/>
+        </w:rPr>
         <w:t>Plans for next week:</w:t>
       </w:r>
     </w:p>
@@ -2131,8 +3072,14 @@
       <w:pPr>
         <w:pStyle w:val="Heading2"/>
         <w:spacing w:before="150" w:after="80"/>
-      </w:pPr>
-      <w:r>
+        <w:rPr>
+          <w:color w:val="000000" w:themeColor="text1"/>
+        </w:rPr>
+      </w:pPr>
+      <w:r>
+        <w:rPr>
+          <w:color w:val="000000" w:themeColor="text1"/>
+        </w:rPr>
         <w:t>1. Complete Final Microsoft Elevate Modules</w:t>
       </w:r>
     </w:p>
@@ -2143,8 +3090,14 @@
           <w:ilvl w:val="0"/>
           <w:numId w:val="2"/>
         </w:numPr>
-      </w:pPr>
-      <w:r>
+        <w:rPr>
+          <w:color w:val="000000" w:themeColor="text1"/>
+        </w:rPr>
+      </w:pPr>
+      <w:r>
+        <w:rPr>
+          <w:color w:val="000000" w:themeColor="text1"/>
+        </w:rPr>
         <w:t>Attend any remaining Azure advanced topics sessions</w:t>
       </w:r>
     </w:p>
@@ -2155,8 +3108,14 @@
           <w:ilvl w:val="0"/>
           <w:numId w:val="2"/>
         </w:numPr>
-      </w:pPr>
-      <w:r>
+        <w:rPr>
+          <w:color w:val="000000" w:themeColor="text1"/>
+        </w:rPr>
+      </w:pPr>
+      <w:r>
+        <w:rPr>
+          <w:color w:val="000000" w:themeColor="text1"/>
+        </w:rPr>
         <w:t>Complete all pending module assessments</w:t>
       </w:r>
     </w:p>
@@ -2167,71 +3126,110 @@
           <w:ilvl w:val="0"/>
           <w:numId w:val="2"/>
         </w:numPr>
-      </w:pPr>
-      <w:r>
+        <w:rPr>
+          <w:color w:val="000000" w:themeColor="text1"/>
+        </w:rPr>
+      </w:pPr>
+      <w:r>
+        <w:rPr>
+          <w:color w:val="000000" w:themeColor="text1"/>
+        </w:rPr>
         <w:t>Review and consolidate learning from all modules</w:t>
       </w:r>
     </w:p>
     <w:p>
       <w:pPr>
         <w:spacing w:after="120"/>
+        <w:rPr>
+          <w:color w:val="000000" w:themeColor="text1"/>
+        </w:rPr>
       </w:pPr>
     </w:p>
     <w:p>
       <w:pPr>
         <w:pStyle w:val="Heading2"/>
         <w:spacing w:before="150" w:after="80"/>
-      </w:pPr>
-      <w:r>
+        <w:rPr>
+          <w:color w:val="000000" w:themeColor="text1"/>
+        </w:rPr>
+      </w:pPr>
+      <w:r>
+        <w:rPr>
+          <w:color w:val="000000" w:themeColor="text1"/>
+        </w:rPr>
+        <w:t>2. Project Implementation and Integration</w:t>
+      </w:r>
+    </w:p>
+    <w:p>
+      <w:pPr>
+        <w:pStyle w:val="ListParagraph"/>
+        <w:numPr>
+          <w:ilvl w:val="0"/>
+          <w:numId w:val="2"/>
+        </w:numPr>
+        <w:rPr>
+          <w:color w:val="000000" w:themeColor="text1"/>
+        </w:rPr>
+      </w:pPr>
+      <w:r>
+        <w:rPr>
+          <w:color w:val="000000" w:themeColor="text1"/>
+        </w:rPr>
+        <w:t>Deploy YOLOv8 model to Azure Functions</w:t>
+      </w:r>
+    </w:p>
+    <w:p>
+      <w:pPr>
+        <w:pStyle w:val="ListParagraph"/>
+        <w:numPr>
+          <w:ilvl w:val="0"/>
+          <w:numId w:val="2"/>
+        </w:numPr>
+        <w:rPr>
+          <w:color w:val="000000" w:themeColor="text1"/>
+        </w:rPr>
+      </w:pPr>
+      <w:r>
+        <w:rPr>
+          <w:color w:val="000000" w:themeColor="text1"/>
+        </w:rPr>
+        <w:t>Implement detection pipeline with Blob triggers</w:t>
+      </w:r>
+    </w:p>
+    <w:p>
+      <w:pPr>
+        <w:pStyle w:val="ListParagraph"/>
+        <w:numPr>
+          <w:ilvl w:val="0"/>
+          <w:numId w:val="2"/>
+        </w:numPr>
+        <w:rPr>
+          <w:color w:val="000000" w:themeColor="text1"/>
+        </w:rPr>
+      </w:pPr>
+      <w:r>
+        <w:rPr>
+          <w:color w:val="000000" w:themeColor="text1"/>
+        </w:rPr>
+        <w:t>Integrate anomaly detection models</w:t>
+      </w:r>
+    </w:p>
+    <w:p>
+      <w:pPr>
+        <w:pStyle w:val="ListParagraph"/>
+        <w:numPr>
+          <w:ilvl w:val="0"/>
+          <w:numId w:val="2"/>
+        </w:numPr>
+        <w:rPr>
+          <w:color w:val="000000" w:themeColor="text1"/>
+        </w:rPr>
+      </w:pPr>
+      <w:r>
+        <w:rPr>
+          <w:color w:val="000000" w:themeColor="text1"/>
+        </w:rPr>
         <w:lastRenderedPageBreak/>
-        <w:t>2. Project Implementation and Integration</w:t>
-      </w:r>
-    </w:p>
-    <w:p>
-      <w:pPr>
-        <w:pStyle w:val="ListParagraph"/>
-        <w:numPr>
-          <w:ilvl w:val="0"/>
-          <w:numId w:val="2"/>
-        </w:numPr>
-      </w:pPr>
-      <w:r>
-        <w:t>Deploy YOLOv8 model to Azure Functions</w:t>
-      </w:r>
-    </w:p>
-    <w:p>
-      <w:pPr>
-        <w:pStyle w:val="ListParagraph"/>
-        <w:numPr>
-          <w:ilvl w:val="0"/>
-          <w:numId w:val="2"/>
-        </w:numPr>
-      </w:pPr>
-      <w:r>
-        <w:t>Implement detection pipeline with Blob triggers</w:t>
-      </w:r>
-    </w:p>
-    <w:p>
-      <w:pPr>
-        <w:pStyle w:val="ListParagraph"/>
-        <w:numPr>
-          <w:ilvl w:val="0"/>
-          <w:numId w:val="2"/>
-        </w:numPr>
-      </w:pPr>
-      <w:r>
-        <w:t>Integrate anomaly detection models</w:t>
-      </w:r>
-    </w:p>
-    <w:p>
-      <w:pPr>
-        <w:pStyle w:val="ListParagraph"/>
-        <w:numPr>
-          <w:ilvl w:val="0"/>
-          <w:numId w:val="2"/>
-        </w:numPr>
-      </w:pPr>
-      <w:r>
         <w:t>Setup alert system with email/SMS notifications</w:t>
       </w:r>
     </w:p>
@@ -2242,22 +3240,37 @@
           <w:ilvl w:val="0"/>
           <w:numId w:val="2"/>
         </w:numPr>
-      </w:pPr>
-      <w:r>
+        <w:rPr>
+          <w:color w:val="000000" w:themeColor="text1"/>
+        </w:rPr>
+      </w:pPr>
+      <w:r>
+        <w:rPr>
+          <w:color w:val="000000" w:themeColor="text1"/>
+        </w:rPr>
         <w:t>Test end-to-end pipeline with sample videos</w:t>
       </w:r>
     </w:p>
     <w:p>
       <w:pPr>
         <w:spacing w:after="120"/>
+        <w:rPr>
+          <w:color w:val="000000" w:themeColor="text1"/>
+        </w:rPr>
       </w:pPr>
     </w:p>
     <w:p>
       <w:pPr>
         <w:pStyle w:val="Heading2"/>
         <w:spacing w:before="150" w:after="80"/>
-      </w:pPr>
-      <w:r>
+        <w:rPr>
+          <w:color w:val="000000" w:themeColor="text1"/>
+        </w:rPr>
+      </w:pPr>
+      <w:r>
+        <w:rPr>
+          <w:color w:val="000000" w:themeColor="text1"/>
+        </w:rPr>
         <w:t>3. Power BI Dashboard Development</w:t>
       </w:r>
     </w:p>
@@ -2268,8 +3281,14 @@
           <w:ilvl w:val="0"/>
           <w:numId w:val="2"/>
         </w:numPr>
-      </w:pPr>
-      <w:r>
+        <w:rPr>
+          <w:color w:val="000000" w:themeColor="text1"/>
+        </w:rPr>
+      </w:pPr>
+      <w:r>
+        <w:rPr>
+          <w:color w:val="000000" w:themeColor="text1"/>
+        </w:rPr>
         <w:t>Connect Power BI to Azure Cosmos DB</w:t>
       </w:r>
     </w:p>
@@ -2280,8 +3299,14 @@
           <w:ilvl w:val="0"/>
           <w:numId w:val="2"/>
         </w:numPr>
-      </w:pPr>
-      <w:r>
+        <w:rPr>
+          <w:color w:val="000000" w:themeColor="text1"/>
+        </w:rPr>
+      </w:pPr>
+      <w:r>
+        <w:rPr>
+          <w:color w:val="000000" w:themeColor="text1"/>
+        </w:rPr>
         <w:t>Create visualizations: detection metrics, anomaly heatmap, timeline</w:t>
       </w:r>
     </w:p>
@@ -2292,8 +3317,14 @@
           <w:ilvl w:val="0"/>
           <w:numId w:val="2"/>
         </w:numPr>
-      </w:pPr>
-      <w:r>
+        <w:rPr>
+          <w:color w:val="000000" w:themeColor="text1"/>
+        </w:rPr>
+      </w:pPr>
+      <w:r>
+        <w:rPr>
+          <w:color w:val="000000" w:themeColor="text1"/>
+        </w:rPr>
         <w:t>Build interactive dashboard with slicers and filters</w:t>
       </w:r>
     </w:p>
@@ -2304,22 +3335,37 @@
           <w:ilvl w:val="0"/>
           <w:numId w:val="2"/>
         </w:numPr>
-      </w:pPr>
-      <w:r>
+        <w:rPr>
+          <w:color w:val="000000" w:themeColor="text1"/>
+        </w:rPr>
+      </w:pPr>
+      <w:r>
+        <w:rPr>
+          <w:color w:val="000000" w:themeColor="text1"/>
+        </w:rPr>
         <w:t>Test real-time data refresh</w:t>
       </w:r>
     </w:p>
     <w:p>
       <w:pPr>
         <w:spacing w:after="120"/>
+        <w:rPr>
+          <w:color w:val="000000" w:themeColor="text1"/>
+        </w:rPr>
       </w:pPr>
     </w:p>
     <w:p>
       <w:pPr>
         <w:pStyle w:val="Heading2"/>
         <w:spacing w:before="150" w:after="80"/>
-      </w:pPr>
-      <w:r>
+        <w:rPr>
+          <w:color w:val="000000" w:themeColor="text1"/>
+        </w:rPr>
+      </w:pPr>
+      <w:r>
+        <w:rPr>
+          <w:color w:val="000000" w:themeColor="text1"/>
+        </w:rPr>
         <w:t>4. Documentation and Testing</w:t>
       </w:r>
     </w:p>
@@ -2330,8 +3376,14 @@
           <w:ilvl w:val="0"/>
           <w:numId w:val="2"/>
         </w:numPr>
-      </w:pPr>
-      <w:r>
+        <w:rPr>
+          <w:color w:val="000000" w:themeColor="text1"/>
+        </w:rPr>
+      </w:pPr>
+      <w:r>
+        <w:rPr>
+          <w:color w:val="000000" w:themeColor="text1"/>
+        </w:rPr>
         <w:t>Complete project technical documentation</w:t>
       </w:r>
     </w:p>
@@ -2342,8 +3394,14 @@
           <w:ilvl w:val="0"/>
           <w:numId w:val="2"/>
         </w:numPr>
-      </w:pPr>
-      <w:r>
+        <w:rPr>
+          <w:color w:val="000000" w:themeColor="text1"/>
+        </w:rPr>
+      </w:pPr>
+      <w:r>
+        <w:rPr>
+          <w:color w:val="000000" w:themeColor="text1"/>
+        </w:rPr>
         <w:t>Create deployment guide and user manual</w:t>
       </w:r>
     </w:p>
@@ -2354,8 +3412,14 @@
           <w:ilvl w:val="0"/>
           <w:numId w:val="2"/>
         </w:numPr>
-      </w:pPr>
-      <w:r>
+        <w:rPr>
+          <w:color w:val="000000" w:themeColor="text1"/>
+        </w:rPr>
+      </w:pPr>
+      <w:r>
+        <w:rPr>
+          <w:color w:val="000000" w:themeColor="text1"/>
+        </w:rPr>
         <w:t>Perform end-to-end system testing</w:t>
       </w:r>
     </w:p>
@@ -2366,22 +3430,37 @@
           <w:ilvl w:val="0"/>
           <w:numId w:val="2"/>
         </w:numPr>
-      </w:pPr>
-      <w:r>
+        <w:rPr>
+          <w:color w:val="000000" w:themeColor="text1"/>
+        </w:rPr>
+      </w:pPr>
+      <w:r>
+        <w:rPr>
+          <w:color w:val="000000" w:themeColor="text1"/>
+        </w:rPr>
         <w:t>Record demonstration videos</w:t>
       </w:r>
     </w:p>
     <w:p>
       <w:pPr>
         <w:spacing w:after="120"/>
+        <w:rPr>
+          <w:color w:val="000000" w:themeColor="text1"/>
+        </w:rPr>
       </w:pPr>
     </w:p>
     <w:p>
       <w:pPr>
         <w:pStyle w:val="Heading2"/>
         <w:spacing w:before="150" w:after="80"/>
-      </w:pPr>
-      <w:r>
+        <w:rPr>
+          <w:color w:val="000000" w:themeColor="text1"/>
+        </w:rPr>
+      </w:pPr>
+      <w:r>
+        <w:rPr>
+          <w:color w:val="000000" w:themeColor="text1"/>
+        </w:rPr>
         <w:t>5. Final Presentation Preparation</w:t>
       </w:r>
     </w:p>
@@ -2392,8 +3471,14 @@
           <w:ilvl w:val="0"/>
           <w:numId w:val="2"/>
         </w:numPr>
-      </w:pPr>
-      <w:r>
+        <w:rPr>
+          <w:color w:val="000000" w:themeColor="text1"/>
+        </w:rPr>
+      </w:pPr>
+      <w:r>
+        <w:rPr>
+          <w:color w:val="000000" w:themeColor="text1"/>
+        </w:rPr>
         <w:t>Finalize presentation slides (PowerPoint)</w:t>
       </w:r>
     </w:p>
@@ -2404,8 +3489,14 @@
           <w:ilvl w:val="0"/>
           <w:numId w:val="2"/>
         </w:numPr>
-      </w:pPr>
-      <w:r>
+        <w:rPr>
+          <w:color w:val="000000" w:themeColor="text1"/>
+        </w:rPr>
+      </w:pPr>
+      <w:r>
+        <w:rPr>
+          <w:color w:val="000000" w:themeColor="text1"/>
+        </w:rPr>
         <w:t>Prepare live demo script</w:t>
       </w:r>
     </w:p>
@@ -2416,8 +3507,14 @@
           <w:ilvl w:val="0"/>
           <w:numId w:val="2"/>
         </w:numPr>
-      </w:pPr>
-      <w:r>
+        <w:rPr>
+          <w:color w:val="000000" w:themeColor="text1"/>
+        </w:rPr>
+      </w:pPr>
+      <w:r>
+        <w:rPr>
+          <w:color w:val="000000" w:themeColor="text1"/>
+        </w:rPr>
         <w:t>Practice presentation delivery</w:t>
       </w:r>
     </w:p>
@@ -2428,47 +3525,73 @@
           <w:ilvl w:val="0"/>
           <w:numId w:val="2"/>
         </w:numPr>
-      </w:pPr>
-      <w:r>
+        <w:rPr>
+          <w:color w:val="000000" w:themeColor="text1"/>
+        </w:rPr>
+      </w:pPr>
+      <w:r>
+        <w:rPr>
+          <w:color w:val="000000" w:themeColor="text1"/>
+        </w:rPr>
         <w:t>Prepare Q&amp;A responses for common questions</w:t>
       </w:r>
     </w:p>
     <w:p>
       <w:pPr>
         <w:spacing w:after="400"/>
+        <w:rPr>
+          <w:color w:val="000000" w:themeColor="text1"/>
+        </w:rPr>
       </w:pPr>
     </w:p>
     <w:p>
       <w:pPr>
         <w:spacing w:before="200" w:after="240"/>
+        <w:rPr>
+          <w:color w:val="000000" w:themeColor="text1"/>
+        </w:rPr>
       </w:pPr>
       <w:r>
         <w:rPr>
           <w:b/>
           <w:bCs/>
+          <w:color w:val="000000" w:themeColor="text1"/>
         </w:rPr>
         <w:t xml:space="preserve">Total Working Hours: </w:t>
       </w:r>
       <w:r>
+        <w:rPr>
+          <w:color w:val="000000" w:themeColor="text1"/>
+        </w:rPr>
         <w:t>38 hours</w:t>
       </w:r>
     </w:p>
     <w:p>
       <w:pPr>
         <w:spacing w:after="400"/>
-      </w:pPr>
-      <w:r>
+        <w:rPr>
+          <w:color w:val="000000" w:themeColor="text1"/>
+        </w:rPr>
+      </w:pPr>
+      <w:r>
+        <w:rPr>
+          <w:color w:val="000000" w:themeColor="text1"/>
+        </w:rPr>
         <w:t>Signature of Student: _____________________</w:t>
       </w:r>
     </w:p>
     <w:p>
       <w:pPr>
         <w:spacing w:before="200" w:after="120"/>
+        <w:rPr>
+          <w:color w:val="000000" w:themeColor="text1"/>
+        </w:rPr>
       </w:pPr>
       <w:r>
         <w:rPr>
           <w:b/>
           <w:bCs/>
+          <w:color w:val="000000" w:themeColor="text1"/>
         </w:rPr>
         <w:t>The above entries are correct, and the grading of work done by Trainee is:</w:t>
       </w:r>
@@ -2502,12 +3625,6 @@
         <w:tc>
           <w:tcPr>
             <w:tcW w:w="1560" w:type="dxa"/>
-            <w:tcBorders>
-              <w:top w:val="single" w:sz="1" w:space="0" w:color="000000"/>
-              <w:left w:val="single" w:sz="1" w:space="0" w:color="000000"/>
-              <w:bottom w:val="single" w:sz="1" w:space="0" w:color="000000"/>
-              <w:right w:val="single" w:sz="1" w:space="0" w:color="000000"/>
-            </w:tcBorders>
             <w:shd w:val="clear" w:color="auto" w:fill="D5E8F0"/>
             <w:tcMar>
               <w:top w:w="100" w:type="dxa"/>
@@ -2519,11 +3636,15 @@
           <w:p>
             <w:pPr>
               <w:jc w:val="center"/>
+              <w:rPr>
+                <w:color w:val="000000" w:themeColor="text1"/>
+              </w:rPr>
             </w:pPr>
             <w:r>
               <w:rPr>
                 <w:b/>
                 <w:bCs/>
+                <w:color w:val="000000" w:themeColor="text1"/>
               </w:rPr>
               <w:t>Excellent</w:t>
             </w:r>
@@ -2532,12 +3653,6 @@
         <w:tc>
           <w:tcPr>
             <w:tcW w:w="1560" w:type="dxa"/>
-            <w:tcBorders>
-              <w:top w:val="single" w:sz="1" w:space="0" w:color="000000"/>
-              <w:left w:val="single" w:sz="1" w:space="0" w:color="000000"/>
-              <w:bottom w:val="single" w:sz="1" w:space="0" w:color="000000"/>
-              <w:right w:val="single" w:sz="1" w:space="0" w:color="000000"/>
-            </w:tcBorders>
             <w:shd w:val="clear" w:color="auto" w:fill="D5E8F0"/>
             <w:tcMar>
               <w:top w:w="100" w:type="dxa"/>
@@ -2549,11 +3664,15 @@
           <w:p>
             <w:pPr>
               <w:jc w:val="center"/>
+              <w:rPr>
+                <w:color w:val="000000" w:themeColor="text1"/>
+              </w:rPr>
             </w:pPr>
             <w:r>
               <w:rPr>
                 <w:b/>
                 <w:bCs/>
+                <w:color w:val="000000" w:themeColor="text1"/>
               </w:rPr>
               <w:t>Very Good</w:t>
             </w:r>
@@ -2562,12 +3681,6 @@
         <w:tc>
           <w:tcPr>
             <w:tcW w:w="1560" w:type="dxa"/>
-            <w:tcBorders>
-              <w:top w:val="single" w:sz="1" w:space="0" w:color="000000"/>
-              <w:left w:val="single" w:sz="1" w:space="0" w:color="000000"/>
-              <w:bottom w:val="single" w:sz="1" w:space="0" w:color="000000"/>
-              <w:right w:val="single" w:sz="1" w:space="0" w:color="000000"/>
-            </w:tcBorders>
             <w:shd w:val="clear" w:color="auto" w:fill="D5E8F0"/>
             <w:tcMar>
               <w:top w:w="100" w:type="dxa"/>
@@ -2579,11 +3692,15 @@
           <w:p>
             <w:pPr>
               <w:jc w:val="center"/>
+              <w:rPr>
+                <w:color w:val="000000" w:themeColor="text1"/>
+              </w:rPr>
             </w:pPr>
             <w:r>
               <w:rPr>
                 <w:b/>
                 <w:bCs/>
+                <w:color w:val="000000" w:themeColor="text1"/>
               </w:rPr>
               <w:t>Good</w:t>
             </w:r>
@@ -2592,12 +3709,6 @@
         <w:tc>
           <w:tcPr>
             <w:tcW w:w="1560" w:type="dxa"/>
-            <w:tcBorders>
-              <w:top w:val="single" w:sz="1" w:space="0" w:color="000000"/>
-              <w:left w:val="single" w:sz="1" w:space="0" w:color="000000"/>
-              <w:bottom w:val="single" w:sz="1" w:space="0" w:color="000000"/>
-              <w:right w:val="single" w:sz="1" w:space="0" w:color="000000"/>
-            </w:tcBorders>
             <w:shd w:val="clear" w:color="auto" w:fill="D5E8F0"/>
             <w:tcMar>
               <w:top w:w="100" w:type="dxa"/>
@@ -2609,11 +3720,15 @@
           <w:p>
             <w:pPr>
               <w:jc w:val="center"/>
+              <w:rPr>
+                <w:color w:val="000000" w:themeColor="text1"/>
+              </w:rPr>
             </w:pPr>
             <w:r>
               <w:rPr>
                 <w:b/>
                 <w:bCs/>
+                <w:color w:val="000000" w:themeColor="text1"/>
               </w:rPr>
               <w:t>Fair</w:t>
             </w:r>
@@ -2622,12 +3737,6 @@
         <w:tc>
           <w:tcPr>
             <w:tcW w:w="1560" w:type="dxa"/>
-            <w:tcBorders>
-              <w:top w:val="single" w:sz="1" w:space="0" w:color="000000"/>
-              <w:left w:val="single" w:sz="1" w:space="0" w:color="000000"/>
-              <w:bottom w:val="single" w:sz="1" w:space="0" w:color="000000"/>
-              <w:right w:val="single" w:sz="1" w:space="0" w:color="000000"/>
-            </w:tcBorders>
             <w:shd w:val="clear" w:color="auto" w:fill="D5E8F0"/>
             <w:tcMar>
               <w:top w:w="100" w:type="dxa"/>
@@ -2639,11 +3748,15 @@
           <w:p>
             <w:pPr>
               <w:jc w:val="center"/>
+              <w:rPr>
+                <w:color w:val="000000" w:themeColor="text1"/>
+              </w:rPr>
             </w:pPr>
             <w:r>
               <w:rPr>
                 <w:b/>
                 <w:bCs/>
+                <w:color w:val="000000" w:themeColor="text1"/>
               </w:rPr>
               <w:t>Below Average</w:t>
             </w:r>
@@ -2652,12 +3765,6 @@
         <w:tc>
           <w:tcPr>
             <w:tcW w:w="1560" w:type="dxa"/>
-            <w:tcBorders>
-              <w:top w:val="single" w:sz="1" w:space="0" w:color="000000"/>
-              <w:left w:val="single" w:sz="1" w:space="0" w:color="000000"/>
-              <w:bottom w:val="single" w:sz="1" w:space="0" w:color="000000"/>
-              <w:right w:val="single" w:sz="1" w:space="0" w:color="000000"/>
-            </w:tcBorders>
             <w:shd w:val="clear" w:color="auto" w:fill="D5E8F0"/>
             <w:tcMar>
               <w:top w:w="100" w:type="dxa"/>
@@ -2669,11 +3776,15 @@
           <w:p>
             <w:pPr>
               <w:jc w:val="center"/>
+              <w:rPr>
+                <w:color w:val="000000" w:themeColor="text1"/>
+              </w:rPr>
             </w:pPr>
             <w:r>
               <w:rPr>
                 <w:b/>
                 <w:bCs/>
+                <w:color w:val="000000" w:themeColor="text1"/>
               </w:rPr>
               <w:t>Poor</w:t>
             </w:r>
@@ -2684,12 +3795,6 @@
         <w:tc>
           <w:tcPr>
             <w:tcW w:w="1560" w:type="dxa"/>
-            <w:tcBorders>
-              <w:top w:val="single" w:sz="1" w:space="0" w:color="000000"/>
-              <w:left w:val="single" w:sz="1" w:space="0" w:color="000000"/>
-              <w:bottom w:val="single" w:sz="1" w:space="0" w:color="000000"/>
-              <w:right w:val="single" w:sz="1" w:space="0" w:color="000000"/>
-            </w:tcBorders>
             <w:tcMar>
               <w:top w:w="100" w:type="dxa"/>
               <w:left w:w="120" w:type="dxa"/>
@@ -2700,8 +3805,14 @@
           <w:p>
             <w:pPr>
               <w:jc w:val="center"/>
+              <w:rPr>
+                <w:color w:val="000000" w:themeColor="text1"/>
+              </w:rPr>
             </w:pPr>
             <w:r>
+              <w:rPr>
+                <w:color w:val="000000" w:themeColor="text1"/>
+              </w:rPr>
               <w:t>☐</w:t>
             </w:r>
           </w:p>
@@ -2709,12 +3820,6 @@
         <w:tc>
           <w:tcPr>
             <w:tcW w:w="1560" w:type="dxa"/>
-            <w:tcBorders>
-              <w:top w:val="single" w:sz="1" w:space="0" w:color="000000"/>
-              <w:left w:val="single" w:sz="1" w:space="0" w:color="000000"/>
-              <w:bottom w:val="single" w:sz="1" w:space="0" w:color="000000"/>
-              <w:right w:val="single" w:sz="1" w:space="0" w:color="000000"/>
-            </w:tcBorders>
             <w:tcMar>
               <w:top w:w="100" w:type="dxa"/>
               <w:left w:w="120" w:type="dxa"/>
@@ -2725,8 +3830,14 @@
           <w:p>
             <w:pPr>
               <w:jc w:val="center"/>
+              <w:rPr>
+                <w:color w:val="000000" w:themeColor="text1"/>
+              </w:rPr>
             </w:pPr>
             <w:r>
+              <w:rPr>
+                <w:color w:val="000000" w:themeColor="text1"/>
+              </w:rPr>
               <w:t>☐</w:t>
             </w:r>
           </w:p>
@@ -2734,12 +3845,6 @@
         <w:tc>
           <w:tcPr>
             <w:tcW w:w="1560" w:type="dxa"/>
-            <w:tcBorders>
-              <w:top w:val="single" w:sz="1" w:space="0" w:color="000000"/>
-              <w:left w:val="single" w:sz="1" w:space="0" w:color="000000"/>
-              <w:bottom w:val="single" w:sz="1" w:space="0" w:color="000000"/>
-              <w:right w:val="single" w:sz="1" w:space="0" w:color="000000"/>
-            </w:tcBorders>
             <w:tcMar>
               <w:top w:w="100" w:type="dxa"/>
               <w:left w:w="120" w:type="dxa"/>
@@ -2750,8 +3855,14 @@
           <w:p>
             <w:pPr>
               <w:jc w:val="center"/>
+              <w:rPr>
+                <w:color w:val="000000" w:themeColor="text1"/>
+              </w:rPr>
             </w:pPr>
             <w:r>
+              <w:rPr>
+                <w:color w:val="000000" w:themeColor="text1"/>
+              </w:rPr>
               <w:t>☐</w:t>
             </w:r>
           </w:p>
@@ -2759,12 +3870,6 @@
         <w:tc>
           <w:tcPr>
             <w:tcW w:w="1560" w:type="dxa"/>
-            <w:tcBorders>
-              <w:top w:val="single" w:sz="1" w:space="0" w:color="000000"/>
-              <w:left w:val="single" w:sz="1" w:space="0" w:color="000000"/>
-              <w:bottom w:val="single" w:sz="1" w:space="0" w:color="000000"/>
-              <w:right w:val="single" w:sz="1" w:space="0" w:color="000000"/>
-            </w:tcBorders>
             <w:tcMar>
               <w:top w:w="100" w:type="dxa"/>
               <w:left w:w="120" w:type="dxa"/>
@@ -2775,8 +3880,14 @@
           <w:p>
             <w:pPr>
               <w:jc w:val="center"/>
+              <w:rPr>
+                <w:color w:val="000000" w:themeColor="text1"/>
+              </w:rPr>
             </w:pPr>
             <w:r>
+              <w:rPr>
+                <w:color w:val="000000" w:themeColor="text1"/>
+              </w:rPr>
               <w:t>☐</w:t>
             </w:r>
           </w:p>
@@ -2784,12 +3895,6 @@
         <w:tc>
           <w:tcPr>
             <w:tcW w:w="1560" w:type="dxa"/>
-            <w:tcBorders>
-              <w:top w:val="single" w:sz="1" w:space="0" w:color="000000"/>
-              <w:left w:val="single" w:sz="1" w:space="0" w:color="000000"/>
-              <w:bottom w:val="single" w:sz="1" w:space="0" w:color="000000"/>
-              <w:right w:val="single" w:sz="1" w:space="0" w:color="000000"/>
-            </w:tcBorders>
             <w:tcMar>
               <w:top w:w="100" w:type="dxa"/>
               <w:left w:w="120" w:type="dxa"/>
@@ -2800,8 +3905,14 @@
           <w:p>
             <w:pPr>
               <w:jc w:val="center"/>
+              <w:rPr>
+                <w:color w:val="000000" w:themeColor="text1"/>
+              </w:rPr>
             </w:pPr>
             <w:r>
+              <w:rPr>
+                <w:color w:val="000000" w:themeColor="text1"/>
+              </w:rPr>
               <w:t>☐</w:t>
             </w:r>
           </w:p>
@@ -2809,12 +3920,6 @@
         <w:tc>
           <w:tcPr>
             <w:tcW w:w="1560" w:type="dxa"/>
-            <w:tcBorders>
-              <w:top w:val="single" w:sz="1" w:space="0" w:color="000000"/>
-              <w:left w:val="single" w:sz="1" w:space="0" w:color="000000"/>
-              <w:bottom w:val="single" w:sz="1" w:space="0" w:color="000000"/>
-              <w:right w:val="single" w:sz="1" w:space="0" w:color="000000"/>
-            </w:tcBorders>
             <w:tcMar>
               <w:top w:w="100" w:type="dxa"/>
               <w:left w:w="120" w:type="dxa"/>
@@ -2825,8 +3930,14 @@
           <w:p>
             <w:pPr>
               <w:jc w:val="center"/>
+              <w:rPr>
+                <w:color w:val="000000" w:themeColor="text1"/>
+              </w:rPr>
             </w:pPr>
             <w:r>
+              <w:rPr>
+                <w:color w:val="000000" w:themeColor="text1"/>
+              </w:rPr>
               <w:t>☐</w:t>
             </w:r>
           </w:p>
@@ -2836,26 +3947,48 @@
     <w:p>
       <w:pPr>
         <w:spacing w:after="300"/>
+        <w:rPr>
+          <w:color w:val="000000" w:themeColor="text1"/>
+        </w:rPr>
       </w:pPr>
     </w:p>
     <w:p>
       <w:pPr>
         <w:spacing w:after="120"/>
-      </w:pPr>
-      <w:r>
+        <w:rPr>
+          <w:color w:val="000000" w:themeColor="text1"/>
+        </w:rPr>
+      </w:pPr>
+      <w:r>
+        <w:rPr>
+          <w:color w:val="000000" w:themeColor="text1"/>
+        </w:rPr>
         <w:t xml:space="preserve">Signature of External Guide with Company Seal: </w:t>
       </w:r>
     </w:p>
     <w:p>
       <w:pPr>
         <w:spacing w:after="240"/>
-      </w:pPr>
-      <w:r>
-        <w:t>Date: ___________</w:t>
+        <w:rPr>
+          <w:color w:val="000000" w:themeColor="text1"/>
+        </w:rPr>
+      </w:pPr>
+      <w:r>
+        <w:rPr>
+          <w:color w:val="000000" w:themeColor="text1"/>
+        </w:rPr>
+        <w:t xml:space="preserve">Date: </w:t>
+      </w:r>
+      <w:r>
+        <w:rPr>
+          <w:color w:val="000000" w:themeColor="text1"/>
+        </w:rPr>
+        <w:t>11/04/2026</w:t>
       </w:r>
       <w:r>
         <w:rPr>
           <w:noProof/>
+          <w:color w:val="000000" w:themeColor="text1"/>
         </w:rPr>
         <w:drawing>
           <wp:inline distT="0" distB="0" distL="0" distR="0" wp14:anchorId="2458B43D" wp14:editId="7A075735">
@@ -2903,18 +4036,38 @@
     <w:p>
       <w:pPr>
         <w:spacing w:after="120"/>
-      </w:pPr>
-      <w:r>
+        <w:rPr>
+          <w:color w:val="000000" w:themeColor="text1"/>
+        </w:rPr>
+      </w:pPr>
+      <w:r>
+        <w:rPr>
+          <w:color w:val="000000" w:themeColor="text1"/>
+        </w:rPr>
         <w:t>Signature of Internal Guide: _____________________</w:t>
       </w:r>
     </w:p>
     <w:p>
-      <w:r>
-        <w:t>Date: ___________</w:t>
+      <w:pPr>
+        <w:rPr>
+          <w:color w:val="000000" w:themeColor="text1"/>
+        </w:rPr>
+      </w:pPr>
+      <w:r>
+        <w:rPr>
+          <w:color w:val="000000" w:themeColor="text1"/>
+        </w:rPr>
+        <w:t xml:space="preserve">Date: </w:t>
+      </w:r>
+      <w:r>
+        <w:rPr>
+          <w:color w:val="000000" w:themeColor="text1"/>
+        </w:rPr>
+        <w:t>11/04/2026</w:t>
       </w:r>
     </w:p>
     <w:sectPr>
-      <w:pgSz w:w="12240" w:h="15840"/>
+      <w:pgSz w:w="11906" w:h="16838" w:code="9"/>
       <w:pgMar w:top="1440" w:right="1440" w:bottom="1440" w:left="1440" w:header="708" w:footer="708" w:gutter="0"/>
       <w:cols w:space="720"/>
       <w:docGrid w:linePitch="360"/>
